--- a/docs/lab-00/report.docx
+++ b/docs/lab-00/report.docx
@@ -166,21 +166,7 @@
           <w:sz w:val="24"/>
         </w:rPr>
         <w:br/>
-        <w:t>01.03.</w:t>
-      </w:r>
-      <w:proofErr w:type="gramStart"/>
-      <w:r>
-        <w:rPr>
-          <w:sz w:val="24"/>
-        </w:rPr>
-        <w:t>02  Прикладная</w:t>
-      </w:r>
-      <w:proofErr w:type="gramEnd"/>
-      <w:r>
-        <w:rPr>
-          <w:sz w:val="24"/>
-        </w:rPr>
-        <w:t xml:space="preserve"> математика и информатика,</w:t>
+        <w:t>01.03.02  Прикладная математика и информатика,</w:t>
       </w:r>
     </w:p>
     <w:p/>
@@ -2503,15 +2489,7 @@
               <w:t>никогда не превышает</w:t>
             </w:r>
             <w:r>
-              <w:t xml:space="preserve"> его “</w:t>
-            </w:r>
-            <w:proofErr w:type="spellStart"/>
-            <w:r>
-              <w:t>capacity</w:t>
-            </w:r>
-            <w:proofErr w:type="spellEnd"/>
-            <w:r>
-              <w:t>”</w:t>
+              <w:t xml:space="preserve"> его “capacity”</w:t>
             </w:r>
           </w:p>
           <w:p>
@@ -2638,15 +2616,7 @@
               <w:t>в реальном времени</w:t>
             </w:r>
             <w:r>
-              <w:t xml:space="preserve"> (по </w:t>
-            </w:r>
-            <w:proofErr w:type="spellStart"/>
-            <w:r>
-              <w:t>WebSocket</w:t>
-            </w:r>
-            <w:proofErr w:type="spellEnd"/>
-            <w:r>
-              <w:t>)</w:t>
+              <w:t xml:space="preserve"> (по WebSocket)</w:t>
             </w:r>
           </w:p>
         </w:tc>
@@ -2679,17 +2649,7 @@
         <w:pStyle w:val="1-"/>
       </w:pPr>
       <w:r>
-        <w:t>Роль пользователя хранится в БД (“</w:t>
-      </w:r>
-      <w:proofErr w:type="spellStart"/>
-      <w:proofErr w:type="gramStart"/>
-      <w:r>
-        <w:t>users.role</w:t>
-      </w:r>
-      <w:proofErr w:type="spellEnd"/>
-      <w:proofErr w:type="gramEnd"/>
-      <w:r>
-        <w:t xml:space="preserve">”) и передаётся в полезной нагрузке JWT-токена. </w:t>
+        <w:t xml:space="preserve">Роль пользователя хранится в БД (“users.role”) и передаётся в полезной нагрузке JWT-токена. </w:t>
       </w:r>
       <w:r>
         <w:t>О</w:t>
@@ -2830,25 +2790,7 @@
               <w:t>П</w:t>
             </w:r>
             <w:r>
-              <w:t xml:space="preserve">оле </w:t>
-            </w:r>
-            <w:proofErr w:type="spellStart"/>
-            <w:proofErr w:type="gramStart"/>
-            <w:r>
-              <w:t>users.role</w:t>
-            </w:r>
-            <w:proofErr w:type="spellEnd"/>
-            <w:proofErr w:type="gramEnd"/>
-            <w:r>
-              <w:t xml:space="preserve"> = '</w:t>
-            </w:r>
-            <w:proofErr w:type="spellStart"/>
-            <w:r>
-              <w:t>participant</w:t>
-            </w:r>
-            <w:proofErr w:type="spellEnd"/>
-            <w:r>
-              <w:t>', проверка в API по JWT</w:t>
+              <w:t>оле users.role = 'participant', проверка в API по JWT</w:t>
             </w:r>
           </w:p>
         </w:tc>
@@ -2904,25 +2846,7 @@
               <w:t>П</w:t>
             </w:r>
             <w:r>
-              <w:t xml:space="preserve">оле </w:t>
-            </w:r>
-            <w:proofErr w:type="spellStart"/>
-            <w:proofErr w:type="gramStart"/>
-            <w:r>
-              <w:t>users.role</w:t>
-            </w:r>
-            <w:proofErr w:type="spellEnd"/>
-            <w:proofErr w:type="gramEnd"/>
-            <w:r>
-              <w:t xml:space="preserve"> = '</w:t>
-            </w:r>
-            <w:proofErr w:type="spellStart"/>
-            <w:r>
-              <w:t>organizer</w:t>
-            </w:r>
-            <w:proofErr w:type="spellEnd"/>
-            <w:r>
-              <w:t>', проверка в API по JWT</w:t>
+              <w:t>оле users.role = 'organizer', проверка в API по JWT</w:t>
             </w:r>
           </w:p>
           <w:p>
@@ -2985,15 +2909,7 @@
         <w:t xml:space="preserve"> </w:t>
       </w:r>
       <w:r>
-        <w:t xml:space="preserve">В таблице 3 можно ознакомиться с </w:t>
-      </w:r>
-      <w:proofErr w:type="gramStart"/>
-      <w:r>
-        <w:t>бизнес целями</w:t>
-      </w:r>
-      <w:proofErr w:type="gramEnd"/>
-      <w:r>
-        <w:t>, функциями и сценариями использования приложения.</w:t>
+        <w:t>В таблице 3 можно ознакомиться с бизнес целями, функциями и сценариями использования приложения.</w:t>
       </w:r>
     </w:p>
     <w:p>
@@ -3250,23 +3166,7 @@
               <w:pStyle w:val="aff1"/>
             </w:pPr>
             <w:r>
-              <w:t xml:space="preserve">Подсчёт свободных мест </w:t>
-            </w:r>
-            <w:proofErr w:type="spellStart"/>
-            <w:r>
-              <w:t>capacity</w:t>
-            </w:r>
-            <w:proofErr w:type="spellEnd"/>
-            <w:r>
-              <w:t xml:space="preserve"> − </w:t>
-            </w:r>
-            <w:proofErr w:type="gramStart"/>
-            <w:r>
-              <w:t>COUNT(</w:t>
-            </w:r>
-            <w:proofErr w:type="gramEnd"/>
-            <w:r>
-              <w:t>активных регистраций) перед записью</w:t>
+              <w:t>Подсчёт свободных мест capacity − COUNT(активных регистраций) перед записью</w:t>
             </w:r>
           </w:p>
         </w:tc>
@@ -3368,21 +3268,8 @@
             <w:pPr>
               <w:pStyle w:val="aff1"/>
             </w:pPr>
-            <w:proofErr w:type="spellStart"/>
-            <w:r>
-              <w:t>Recommendation</w:t>
-            </w:r>
-            <w:proofErr w:type="spellEnd"/>
-            <w:r>
-              <w:t xml:space="preserve"> Service (</w:t>
-            </w:r>
-            <w:proofErr w:type="spellStart"/>
-            <w:r>
-              <w:t>gRPC</w:t>
-            </w:r>
-            <w:proofErr w:type="spellEnd"/>
-            <w:r>
-              <w:t>): рекомендации по тегам мероприятий из истории регистраций участника</w:t>
+            <w:r>
+              <w:t>Recommendation Service (gRPC): рекомендации по тегам мероприятий из истории регистраций участника</w:t>
             </w:r>
           </w:p>
         </w:tc>
@@ -3501,15 +3388,7 @@
               <w:pStyle w:val="aff1"/>
             </w:pPr>
             <w:r>
-              <w:t xml:space="preserve">Публикация событий в </w:t>
-            </w:r>
-            <w:proofErr w:type="spellStart"/>
-            <w:r>
-              <w:t>RabbitMQ</w:t>
-            </w:r>
-            <w:proofErr w:type="spellEnd"/>
-            <w:r>
-              <w:t xml:space="preserve">; </w:t>
+              <w:t xml:space="preserve">Публикация событий в RabbitMQ; </w:t>
             </w:r>
           </w:p>
           <w:p>
@@ -3575,15 +3454,7 @@
               <w:pStyle w:val="aff1"/>
             </w:pPr>
             <w:r>
-              <w:t xml:space="preserve">Клиент уведомлений подключается по </w:t>
-            </w:r>
-            <w:proofErr w:type="spellStart"/>
-            <w:r>
-              <w:t>WebSocket</w:t>
-            </w:r>
-            <w:proofErr w:type="spellEnd"/>
-            <w:r>
-              <w:t xml:space="preserve"> → получает и отображает сообщения</w:t>
+              <w:t>Клиент уведомлений подключается по WebSocket → получает и отображает сообщения</w:t>
             </w:r>
           </w:p>
         </w:tc>
@@ -3709,15 +3580,7 @@
         <w:t xml:space="preserve"> </w:t>
       </w:r>
       <w:r>
-        <w:t xml:space="preserve">событие в </w:t>
-      </w:r>
-      <w:proofErr w:type="spellStart"/>
-      <w:r>
-        <w:t>RabbitMQ</w:t>
-      </w:r>
-      <w:proofErr w:type="spellEnd"/>
-      <w:r>
-        <w:t>.</w:t>
+        <w:t>событие в RabbitMQ.</w:t>
       </w:r>
     </w:p>
     <w:p>
@@ -3794,14 +3657,12 @@
         </w:rPr>
         <w:t>“</w:t>
       </w:r>
-      <w:proofErr w:type="spellStart"/>
       <w:r>
         <w:rPr>
           <w:lang w:val="en-US"/>
         </w:rPr>
         <w:t>организатор</w:t>
       </w:r>
-      <w:proofErr w:type="spellEnd"/>
       <w:r>
         <w:rPr>
           <w:lang w:val="en-US"/>
@@ -3968,39 +3829,7 @@
         <w:t>Основные сущности</w:t>
       </w:r>
       <w:r>
-        <w:t>: Пользователь (</w:t>
-      </w:r>
-      <w:proofErr w:type="spellStart"/>
-      <w:r>
-        <w:t>users</w:t>
-      </w:r>
-      <w:proofErr w:type="spellEnd"/>
-      <w:r>
-        <w:t>), Мероприятие (</w:t>
-      </w:r>
-      <w:proofErr w:type="spellStart"/>
-      <w:r>
-        <w:t>events</w:t>
-      </w:r>
-      <w:proofErr w:type="spellEnd"/>
-      <w:r>
-        <w:t>), Тег (</w:t>
-      </w:r>
-      <w:proofErr w:type="spellStart"/>
-      <w:r>
-        <w:t>tags</w:t>
-      </w:r>
-      <w:proofErr w:type="spellEnd"/>
-      <w:r>
-        <w:t>), Регистрация (</w:t>
-      </w:r>
-      <w:proofErr w:type="spellStart"/>
-      <w:r>
-        <w:t>registrations</w:t>
-      </w:r>
-      <w:proofErr w:type="spellEnd"/>
-      <w:r>
-        <w:t xml:space="preserve">). </w:t>
+        <w:t xml:space="preserve">: Пользователь (users), Мероприятие (events), Тег (tags), Регистрация (registrations). </w:t>
       </w:r>
     </w:p>
     <w:p>
@@ -4149,13 +3978,8 @@
             <w:pPr>
               <w:pStyle w:val="aff1"/>
             </w:pPr>
-            <w:proofErr w:type="gramStart"/>
-            <w:r>
-              <w:t>1 :</w:t>
-            </w:r>
-            <w:proofErr w:type="gramEnd"/>
-            <w:r>
-              <w:t xml:space="preserve"> N </w:t>
+            <w:r>
+              <w:t xml:space="preserve">1 : N </w:t>
             </w:r>
           </w:p>
           <w:p>
@@ -4172,18 +3996,8 @@
             <w:pPr>
               <w:pStyle w:val="aff1"/>
             </w:pPr>
-            <w:proofErr w:type="spellStart"/>
-            <w:proofErr w:type="gramStart"/>
-            <w:r>
-              <w:t>events.created</w:t>
-            </w:r>
-            <w:proofErr w:type="gramEnd"/>
-            <w:r>
-              <w:t>_by</w:t>
-            </w:r>
-            <w:proofErr w:type="spellEnd"/>
-            <w:r>
-              <w:t xml:space="preserve"> → users.id</w:t>
+            <w:r>
+              <w:t>events.created_by → users.id</w:t>
             </w:r>
           </w:p>
           <w:p>
@@ -4245,13 +4059,8 @@
             <w:pPr>
               <w:pStyle w:val="aff1"/>
             </w:pPr>
-            <w:proofErr w:type="gramStart"/>
-            <w:r>
-              <w:t>M :</w:t>
-            </w:r>
-            <w:proofErr w:type="gramEnd"/>
-            <w:r>
-              <w:t xml:space="preserve"> N</w:t>
+            <w:r>
+              <w:t>M : N</w:t>
             </w:r>
           </w:p>
           <w:p>
@@ -4272,20 +4081,51 @@
               </w:rPr>
             </w:pPr>
             <w:r>
-              <w:t>С</w:t>
-            </w:r>
-            <w:r>
-              <w:t xml:space="preserve">вязующая таблица </w:t>
-            </w:r>
-            <w:proofErr w:type="spellStart"/>
-            <w:r>
-              <w:t>event_tags</w:t>
-            </w:r>
-            <w:proofErr w:type="spellEnd"/>
-          </w:p>
-          <w:p>
-            <w:pPr>
-              <w:pStyle w:val="aff1"/>
+              <w:t>А</w:t>
+            </w:r>
+            <w:r>
+              <w:t>ссоциативная</w:t>
+            </w:r>
+            <w:r>
+              <w:rPr>
+                <w:lang w:val="en-US"/>
+              </w:rPr>
+              <w:t xml:space="preserve"> </w:t>
+            </w:r>
+            <w:r>
+              <w:t>сущность</w:t>
+            </w:r>
+            <w:r>
+              <w:rPr>
+                <w:lang w:val="en-US"/>
+              </w:rPr>
+              <w:t xml:space="preserve"> registrations (</w:t>
+            </w:r>
+            <w:r>
+              <w:t>с</w:t>
+            </w:r>
+            <w:r>
+              <w:rPr>
+                <w:lang w:val="en-US"/>
+              </w:rPr>
+              <w:t xml:space="preserve"> </w:t>
+            </w:r>
+            <w:r>
+              <w:t>атрибутами</w:t>
+            </w:r>
+            <w:r>
+              <w:rPr>
+                <w:lang w:val="en-US"/>
+              </w:rPr>
+              <w:t xml:space="preserve"> status, registered_at)</w:t>
+            </w:r>
+          </w:p>
+          <w:p>
+            <w:pPr>
+              <w:pStyle w:val="aff1"/>
+              <w:rPr>
+                <w:lang w:val="en-US"/>
+              </w:rPr>
             </w:pPr>
           </w:p>
         </w:tc>
@@ -4318,13 +4158,8 @@
             <w:pPr>
               <w:pStyle w:val="aff1"/>
             </w:pPr>
-            <w:proofErr w:type="gramStart"/>
-            <w:r>
-              <w:t>M :</w:t>
-            </w:r>
-            <w:proofErr w:type="gramEnd"/>
-            <w:r>
-              <w:t xml:space="preserve"> N</w:t>
+            <w:r>
+              <w:t>M : N</w:t>
             </w:r>
           </w:p>
         </w:tc>
@@ -4340,13 +4175,8 @@
               <w:t>С</w:t>
             </w:r>
             <w:r>
-              <w:t xml:space="preserve">вязующая таблица </w:t>
-            </w:r>
-            <w:proofErr w:type="spellStart"/>
-            <w:r>
-              <w:t>event_tags</w:t>
-            </w:r>
-            <w:proofErr w:type="spellEnd"/>
+              <w:t>вязующая таблица event_tags</w:t>
+            </w:r>
           </w:p>
         </w:tc>
       </w:tr>
@@ -4482,6 +4312,9 @@
         <w:pStyle w:val="-"/>
       </w:pPr>
       <w:r>
+        <w:rPr>
+          <w:noProof/>
+        </w:rPr>
         <w:lastRenderedPageBreak/>
         <w:drawing>
           <wp:inline distT="0" distB="0" distL="0" distR="0" wp14:anchorId="0AA39231" wp14:editId="18B922F5">
@@ -4578,54 +4411,14 @@
         <w:ind w:left="0" w:firstLine="709"/>
       </w:pPr>
       <w:r>
-        <w:t>‘</w:t>
-      </w:r>
-      <w:proofErr w:type="spellStart"/>
-      <w:r>
-        <w:t>registrations</w:t>
-      </w:r>
-      <w:proofErr w:type="spellEnd"/>
-      <w:r>
-        <w:t xml:space="preserve">’: </w:t>
+        <w:t xml:space="preserve">‘registrations’: </w:t>
       </w:r>
       <w:r>
         <w:rPr>
           <w:b/>
           <w:bCs/>
         </w:rPr>
-        <w:t>UNIQUE (</w:t>
-      </w:r>
-      <w:proofErr w:type="spellStart"/>
-      <w:r>
-        <w:rPr>
-          <w:b/>
-          <w:bCs/>
-        </w:rPr>
-        <w:t>user_id</w:t>
-      </w:r>
-      <w:proofErr w:type="spellEnd"/>
-      <w:r>
-        <w:rPr>
-          <w:b/>
-          <w:bCs/>
-        </w:rPr>
-        <w:t xml:space="preserve">, </w:t>
-      </w:r>
-      <w:proofErr w:type="spellStart"/>
-      <w:r>
-        <w:rPr>
-          <w:b/>
-          <w:bCs/>
-        </w:rPr>
-        <w:t>event_id</w:t>
-      </w:r>
-      <w:proofErr w:type="spellEnd"/>
-      <w:r>
-        <w:rPr>
-          <w:b/>
-          <w:bCs/>
-        </w:rPr>
-        <w:t>)</w:t>
+        <w:t>UNIQUE (user_id, event_id)</w:t>
       </w:r>
       <w:r>
         <w:t xml:space="preserve"> </w:t>
@@ -4651,11 +4444,9 @@
       <w:r>
         <w:t>“</w:t>
       </w:r>
-      <w:proofErr w:type="spellStart"/>
       <w:r>
         <w:t>active</w:t>
       </w:r>
-      <w:proofErr w:type="spellEnd"/>
       <w:r>
         <w:t>”</w:t>
       </w:r>
@@ -4678,15 +4469,8 @@
       <w:r>
         <w:t>‘</w:t>
       </w:r>
-      <w:proofErr w:type="spellStart"/>
-      <w:proofErr w:type="gramStart"/>
-      <w:r>
-        <w:t>registrations.status</w:t>
-      </w:r>
-      <w:proofErr w:type="spellEnd"/>
-      <w:proofErr w:type="gramEnd"/>
-      <w:r>
-        <w:t xml:space="preserve"> </w:t>
+      <w:r>
+        <w:t xml:space="preserve">registrations.status </w:t>
       </w:r>
       <w:r>
         <w:rPr>
@@ -4700,11 +4484,9 @@
       <w:r>
         <w:t>“</w:t>
       </w:r>
-      <w:proofErr w:type="spellStart"/>
       <w:r>
         <w:t>active</w:t>
       </w:r>
-      <w:proofErr w:type="spellEnd"/>
       <w:r>
         <w:t>”</w:t>
       </w:r>
@@ -4714,12 +4496,9 @@
       <w:r>
         <w:t>“</w:t>
       </w:r>
-      <w:proofErr w:type="spellStart"/>
       <w:r>
         <w:t>cancelled</w:t>
       </w:r>
-      <w:proofErr w:type="spellEnd"/>
-      <w:proofErr w:type="gramStart"/>
       <w:r>
         <w:t>”</w:t>
       </w:r>
@@ -4729,7 +4508,6 @@
       <w:r>
         <w:t>’</w:t>
       </w:r>
-      <w:proofErr w:type="gramEnd"/>
       <w:r>
         <w:t xml:space="preserve"> </w:t>
       </w:r>
@@ -4737,32 +4515,20 @@
         <w:t>–</w:t>
       </w:r>
       <w:r>
-        <w:t xml:space="preserve"> отмена записи выполняется как </w:t>
-      </w:r>
-      <w:proofErr w:type="spellStart"/>
-      <w:r>
-        <w:t>soft</w:t>
-      </w:r>
-      <w:proofErr w:type="spellEnd"/>
+        <w:t xml:space="preserve"> отмена записи выполняется как soft</w:t>
+      </w:r>
       <w:r>
         <w:t xml:space="preserve"> </w:t>
       </w:r>
-      <w:proofErr w:type="spellStart"/>
-      <w:r>
-        <w:t>delete</w:t>
-      </w:r>
-      <w:proofErr w:type="spellEnd"/>
-      <w:r>
-        <w:t xml:space="preserve">: строка сохраняется, статус меняется на </w:t>
+      <w:r>
+        <w:t xml:space="preserve">delete: строка сохраняется, статус меняется на </w:t>
       </w:r>
       <w:r>
         <w:t>“</w:t>
       </w:r>
-      <w:proofErr w:type="spellStart"/>
       <w:r>
         <w:t>cancelled</w:t>
       </w:r>
-      <w:proofErr w:type="spellEnd"/>
       <w:r>
         <w:t>”</w:t>
       </w:r>
@@ -4813,72 +4579,7 @@
         <w:rPr>
           <w:lang w:val="en-US"/>
         </w:rPr>
-        <w:t xml:space="preserve"> = ‘</w:t>
-      </w:r>
-      <w:proofErr w:type="spellStart"/>
-      <w:proofErr w:type="gramStart"/>
-      <w:r>
-        <w:rPr>
-          <w:lang w:val="en-US"/>
-        </w:rPr>
-        <w:t>events.capacity</w:t>
-      </w:r>
-      <w:proofErr w:type="spellEnd"/>
-      <w:proofErr w:type="gramEnd"/>
-      <w:r>
-        <w:rPr>
-          <w:lang w:val="en-US"/>
-        </w:rPr>
-        <w:t xml:space="preserve"> − </w:t>
-      </w:r>
-      <w:proofErr w:type="gramStart"/>
-      <w:r>
-        <w:rPr>
-          <w:lang w:val="en-US"/>
-        </w:rPr>
-        <w:t>COUNT(</w:t>
-      </w:r>
-      <w:proofErr w:type="gramEnd"/>
-      <w:r>
-        <w:rPr>
-          <w:lang w:val="en-US"/>
-        </w:rPr>
-        <w:t xml:space="preserve">registrations WHERE </w:t>
-      </w:r>
-      <w:proofErr w:type="spellStart"/>
-      <w:r>
-        <w:rPr>
-          <w:lang w:val="en-US"/>
-        </w:rPr>
-        <w:t>event_id</w:t>
-      </w:r>
-      <w:proofErr w:type="spellEnd"/>
-      <w:r>
-        <w:rPr>
-          <w:lang w:val="en-US"/>
-        </w:rPr>
-        <w:t xml:space="preserve"> </w:t>
-      </w:r>
-      <w:proofErr w:type="gramStart"/>
-      <w:r>
-        <w:rPr>
-          <w:lang w:val="en-US"/>
-        </w:rPr>
-        <w:t>= :id</w:t>
-      </w:r>
-      <w:proofErr w:type="gramEnd"/>
-      <w:r>
-        <w:rPr>
-          <w:lang w:val="en-US"/>
-        </w:rPr>
-        <w:t xml:space="preserve"> AND status = 'active</w:t>
-      </w:r>
-      <w:proofErr w:type="gramStart"/>
-      <w:r>
-        <w:rPr>
-          <w:lang w:val="en-US"/>
-        </w:rPr>
-        <w:t>')</w:t>
+        <w:t xml:space="preserve"> = ‘events.capacity − COUNT(registrations WHERE event_id = :id AND status = 'active')</w:t>
       </w:r>
       <w:r>
         <w:rPr>
@@ -4886,7 +4587,6 @@
         </w:rPr>
         <w:t>’</w:t>
       </w:r>
-      <w:proofErr w:type="gramEnd"/>
       <w:r>
         <w:rPr>
           <w:lang w:val="en-US"/>
@@ -4911,31 +4611,7 @@
       </w:pPr>
       <w:r>
         <w:lastRenderedPageBreak/>
-        <w:t>‘</w:t>
-      </w:r>
-      <w:proofErr w:type="spellStart"/>
-      <w:r>
-        <w:t>event_tags</w:t>
-      </w:r>
-      <w:proofErr w:type="spellEnd"/>
-      <w:r>
-        <w:t>’ – составной первичный ключ (</w:t>
-      </w:r>
-      <w:proofErr w:type="spellStart"/>
-      <w:r>
-        <w:t>event_id</w:t>
-      </w:r>
-      <w:proofErr w:type="spellEnd"/>
-      <w:r>
-        <w:t xml:space="preserve">, </w:t>
-      </w:r>
-      <w:proofErr w:type="spellStart"/>
-      <w:r>
-        <w:t>tag_id</w:t>
-      </w:r>
-      <w:proofErr w:type="spellEnd"/>
-      <w:r>
-        <w:t>); каскадное удаление связей при удалении мероприятия или тега.</w:t>
+        <w:t>‘event_tags’ – составной первичный ключ (event_id, tag_id); каскадное удаление связей при удалении мероприятия или тега.</w:t>
       </w:r>
     </w:p>
     <w:p>
@@ -4951,31 +4627,7 @@
         <w:ind w:left="0" w:firstLine="709"/>
       </w:pPr>
       <w:r>
-        <w:t>‘</w:t>
-      </w:r>
-      <w:proofErr w:type="spellStart"/>
-      <w:r>
-        <w:t>password_hash</w:t>
-      </w:r>
-      <w:proofErr w:type="spellEnd"/>
-      <w:r>
-        <w:t xml:space="preserve">’ хранит только </w:t>
-      </w:r>
-      <w:proofErr w:type="spellStart"/>
-      <w:r>
-        <w:t>хеш</w:t>
-      </w:r>
-      <w:proofErr w:type="spellEnd"/>
-      <w:r>
-        <w:t xml:space="preserve"> пароля (</w:t>
-      </w:r>
-      <w:proofErr w:type="spellStart"/>
-      <w:r>
-        <w:t>bcrypt</w:t>
-      </w:r>
-      <w:proofErr w:type="spellEnd"/>
-      <w:r>
-        <w:t>/argon2), открытый пароль в БД не хранится.</w:t>
+        <w:t>‘password_hash’ хранит только хеш пароля (bcrypt/argon2), открытый пароль в БД не хранится.</w:t>
       </w:r>
     </w:p>
     <w:p>
@@ -5004,7 +4656,13 @@
         <w:pStyle w:val="-1"/>
       </w:pPr>
       <w:r>
-        <w:t>Таблица 4 – Состав компонентов</w:t>
+        <w:t xml:space="preserve">Таблица </w:t>
+      </w:r>
+      <w:r>
+        <w:t>5</w:t>
+      </w:r>
+      <w:r>
+        <w:t xml:space="preserve"> – Состав компонентов</w:t>
       </w:r>
     </w:p>
     <w:tbl>
@@ -5110,19 +4768,9 @@
             <w:pPr>
               <w:pStyle w:val="aff1"/>
             </w:pPr>
-            <w:proofErr w:type="spellStart"/>
-            <w:r>
-              <w:t>Postman</w:t>
-            </w:r>
-            <w:proofErr w:type="spellEnd"/>
-            <w:r>
-              <w:t xml:space="preserve"> / </w:t>
-            </w:r>
-            <w:proofErr w:type="spellStart"/>
-            <w:r>
-              <w:t>cURL</w:t>
-            </w:r>
-            <w:proofErr w:type="spellEnd"/>
+            <w:r>
+              <w:t>Postman / cURL</w:t>
+            </w:r>
           </w:p>
           <w:p>
             <w:pPr>
@@ -5171,21 +4819,8 @@
             <w:pPr>
               <w:pStyle w:val="aff1"/>
             </w:pPr>
-            <w:proofErr w:type="spellStart"/>
-            <w:r>
-              <w:t>FastAPI</w:t>
-            </w:r>
-            <w:proofErr w:type="spellEnd"/>
-            <w:r>
-              <w:t xml:space="preserve">, </w:t>
-            </w:r>
-            <w:proofErr w:type="spellStart"/>
-            <w:r>
-              <w:t>Pydantic</w:t>
-            </w:r>
-            <w:proofErr w:type="spellEnd"/>
-            <w:r>
-              <w:t>, JWT</w:t>
+            <w:r>
+              <w:t>FastAPI, Pydantic, JWT</w:t>
             </w:r>
           </w:p>
           <w:p>
@@ -5235,22 +4870,15 @@
             <w:pPr>
               <w:pStyle w:val="aff1"/>
             </w:pPr>
-            <w:proofErr w:type="spellStart"/>
-            <w:r>
-              <w:t>PostgreSQL</w:t>
-            </w:r>
-            <w:proofErr w:type="spellEnd"/>
-            <w:r>
-              <w:t>,</w:t>
+            <w:r>
+              <w:t>PostgreSQL,</w:t>
             </w:r>
             <w:r>
               <w:t xml:space="preserve"> </w:t>
             </w:r>
-            <w:proofErr w:type="spellStart"/>
             <w:r>
               <w:t>SQLAlchemy</w:t>
             </w:r>
-            <w:proofErr w:type="spellEnd"/>
           </w:p>
           <w:p>
             <w:pPr>
@@ -5281,13 +4909,8 @@
             <w:pPr>
               <w:pStyle w:val="aff1"/>
             </w:pPr>
-            <w:proofErr w:type="spellStart"/>
-            <w:r>
-              <w:t>Recommendation</w:t>
-            </w:r>
-            <w:proofErr w:type="spellEnd"/>
-            <w:r>
-              <w:t xml:space="preserve"> Service</w:t>
+            <w:r>
+              <w:t>Recommendation Service</w:t>
             </w:r>
           </w:p>
           <w:p>
@@ -5304,19 +4927,9 @@
             <w:pPr>
               <w:pStyle w:val="aff1"/>
             </w:pPr>
-            <w:proofErr w:type="spellStart"/>
-            <w:r>
-              <w:t>gRPC</w:t>
-            </w:r>
-            <w:proofErr w:type="spellEnd"/>
-            <w:r>
-              <w:t xml:space="preserve">, Protocol </w:t>
-            </w:r>
-            <w:proofErr w:type="spellStart"/>
-            <w:r>
-              <w:t>Buffers</w:t>
-            </w:r>
-            <w:proofErr w:type="spellEnd"/>
+            <w:r>
+              <w:t>gRPC, Protocol Buffers</w:t>
+            </w:r>
           </w:p>
           <w:p>
             <w:pPr>
@@ -5333,7 +4946,13 @@
               <w:pStyle w:val="aff1"/>
             </w:pPr>
             <w:r>
-              <w:t>Отдельный синхронный сервис: по истории регистраций участника и тегам мероприятий формирует список рекомендаций</w:t>
+              <w:t xml:space="preserve">Отдельный </w:t>
+            </w:r>
+            <w:r>
+              <w:t>а</w:t>
+            </w:r>
+            <w:r>
+              <w:t>синхронный сервис: по истории регистраций участника и тегам мероприятий формирует список рекомендаций</w:t>
             </w:r>
           </w:p>
         </w:tc>
@@ -5365,11 +4984,9 @@
             <w:pPr>
               <w:pStyle w:val="aff1"/>
             </w:pPr>
-            <w:proofErr w:type="spellStart"/>
             <w:r>
               <w:t>RabbitMQ</w:t>
             </w:r>
-            <w:proofErr w:type="spellEnd"/>
           </w:p>
           <w:p>
             <w:pPr>
@@ -5400,13 +5017,8 @@
             <w:pPr>
               <w:pStyle w:val="aff1"/>
             </w:pPr>
-            <w:proofErr w:type="spellStart"/>
-            <w:r>
-              <w:t>Notification</w:t>
-            </w:r>
-            <w:proofErr w:type="spellEnd"/>
-            <w:r>
-              <w:t xml:space="preserve"> Service</w:t>
+            <w:r>
+              <w:t>Notification Service</w:t>
             </w:r>
           </w:p>
           <w:p>
@@ -5423,27 +5035,9 @@
             <w:pPr>
               <w:pStyle w:val="aff1"/>
             </w:pPr>
-            <w:proofErr w:type="spellStart"/>
-            <w:r>
-              <w:t>RabbitMQ</w:t>
-            </w:r>
-            <w:proofErr w:type="spellEnd"/>
-            <w:r>
-              <w:t xml:space="preserve"> (</w:t>
-            </w:r>
-            <w:proofErr w:type="spellStart"/>
-            <w:r>
-              <w:t>consumer</w:t>
-            </w:r>
-            <w:proofErr w:type="spellEnd"/>
-            <w:r>
-              <w:t xml:space="preserve">), </w:t>
-            </w:r>
-            <w:proofErr w:type="spellStart"/>
-            <w:r>
-              <w:t>WebSocket</w:t>
-            </w:r>
-            <w:proofErr w:type="spellEnd"/>
+            <w:r>
+              <w:t>RabbitMQ (consumer), WebSocket</w:t>
+            </w:r>
           </w:p>
           <w:p>
             <w:pPr>
@@ -5460,13 +5054,8 @@
               <w:pStyle w:val="aff1"/>
             </w:pPr>
             <w:r>
-              <w:t xml:space="preserve">Получает события из брокера, формирует уведомления, рассылает подключённым клиентам по </w:t>
-            </w:r>
-            <w:proofErr w:type="spellStart"/>
-            <w:r>
-              <w:t>WebSocket</w:t>
-            </w:r>
-            <w:proofErr w:type="spellEnd"/>
+              <w:t>Получает события из брокера, формирует уведомления, рассылает подключённым клиентам по WebSocket</w:t>
+            </w:r>
           </w:p>
         </w:tc>
       </w:tr>
@@ -5497,13 +5086,8 @@
             <w:pPr>
               <w:pStyle w:val="aff1"/>
             </w:pPr>
-            <w:proofErr w:type="spellStart"/>
-            <w:r>
-              <w:t>WebSocket</w:t>
-            </w:r>
-            <w:proofErr w:type="spellEnd"/>
-            <w:r>
-              <w:t>-клиент</w:t>
+            <w:r>
+              <w:t>WebSocket-клиент</w:t>
             </w:r>
           </w:p>
           <w:p>
@@ -5521,15 +5105,7 @@
               <w:pStyle w:val="aff1"/>
             </w:pPr>
             <w:r>
-              <w:t xml:space="preserve">Подключается к </w:t>
-            </w:r>
-            <w:proofErr w:type="spellStart"/>
-            <w:r>
-              <w:t>Notification</w:t>
-            </w:r>
-            <w:proofErr w:type="spellEnd"/>
-            <w:r>
-              <w:t xml:space="preserve"> Service и отображает уведомления в реальном времени</w:t>
+              <w:t>Подключается к Notification Service и отображает уведомления в реальном времени</w:t>
             </w:r>
           </w:p>
         </w:tc>
@@ -5561,27 +5137,9 @@
             <w:pPr>
               <w:pStyle w:val="aff1"/>
             </w:pPr>
-            <w:proofErr w:type="spellStart"/>
-            <w:r>
-              <w:t>Docker</w:t>
-            </w:r>
-            <w:proofErr w:type="spellEnd"/>
-            <w:r>
-              <w:t xml:space="preserve">, </w:t>
-            </w:r>
-            <w:proofErr w:type="spellStart"/>
-            <w:r>
-              <w:t>Docker</w:t>
-            </w:r>
-            <w:proofErr w:type="spellEnd"/>
-            <w:r>
-              <w:t xml:space="preserve"> </w:t>
-            </w:r>
-            <w:proofErr w:type="spellStart"/>
-            <w:r>
-              <w:t>Compose</w:t>
-            </w:r>
-            <w:proofErr w:type="spellEnd"/>
+            <w:r>
+              <w:t>Docker, Docker Compose</w:t>
+            </w:r>
           </w:p>
           <w:p>
             <w:pPr>
@@ -5598,31 +5156,7 @@
               <w:pStyle w:val="aff1"/>
             </w:pPr>
             <w:r>
-              <w:t>Запуск компонентов в отдельных контейнерах, настройка сети и переменных окружения, запуск командой ‘</w:t>
-            </w:r>
-            <w:proofErr w:type="spellStart"/>
-            <w:r>
-              <w:t>docker</w:t>
-            </w:r>
-            <w:proofErr w:type="spellEnd"/>
-            <w:r>
-              <w:t xml:space="preserve"> </w:t>
-            </w:r>
-            <w:proofErr w:type="spellStart"/>
-            <w:r>
-              <w:t>compose</w:t>
-            </w:r>
-            <w:proofErr w:type="spellEnd"/>
-            <w:r>
-              <w:t xml:space="preserve"> </w:t>
-            </w:r>
-            <w:proofErr w:type="spellStart"/>
-            <w:r>
-              <w:t>up</w:t>
-            </w:r>
-            <w:proofErr w:type="spellEnd"/>
-            <w:r>
-              <w:t>’</w:t>
+              <w:t>Запуск компонентов в отдельных контейнерах, настройка сети и переменных окружения, запуск командой ‘docker compose up’</w:t>
             </w:r>
           </w:p>
         </w:tc>
@@ -5665,59 +5199,14 @@
         </w:tabs>
         <w:ind w:left="0" w:firstLine="709"/>
       </w:pPr>
-      <w:proofErr w:type="spellStart"/>
-      <w:r>
-        <w:t>FastAPI</w:t>
-      </w:r>
-      <w:proofErr w:type="spellEnd"/>
-      <w:r>
-        <w:t xml:space="preserve"> + </w:t>
-      </w:r>
-      <w:proofErr w:type="spellStart"/>
-      <w:r>
-        <w:t>Pydantic</w:t>
-      </w:r>
-      <w:proofErr w:type="spellEnd"/>
-      <w:r>
-        <w:t xml:space="preserve"> </w:t>
+      <w:r>
+        <w:t xml:space="preserve">FastAPI + Pydantic </w:t>
       </w:r>
       <w:r>
         <w:t>–</w:t>
       </w:r>
       <w:r>
-        <w:t xml:space="preserve"> асинхронный веб-фреймворк с декларативной валидацией и </w:t>
-      </w:r>
-      <w:proofErr w:type="spellStart"/>
-      <w:r>
-        <w:t>автогенерацией</w:t>
-      </w:r>
-      <w:proofErr w:type="spellEnd"/>
-      <w:r>
-        <w:t xml:space="preserve"> </w:t>
-      </w:r>
-      <w:proofErr w:type="spellStart"/>
-      <w:r>
-        <w:t>OpenAPI</w:t>
-      </w:r>
-      <w:proofErr w:type="spellEnd"/>
-      <w:r>
-        <w:t xml:space="preserve">, встроенный механизм </w:t>
-      </w:r>
-      <w:proofErr w:type="spellStart"/>
-      <w:r>
-        <w:t>Dependency</w:t>
-      </w:r>
-      <w:proofErr w:type="spellEnd"/>
-      <w:r>
-        <w:t xml:space="preserve"> </w:t>
-      </w:r>
-      <w:proofErr w:type="spellStart"/>
-      <w:r>
-        <w:t>Injection</w:t>
-      </w:r>
-      <w:proofErr w:type="spellEnd"/>
-      <w:r>
-        <w:t xml:space="preserve"> удобен для получения сессий БД, сервисов и репозиториев.</w:t>
+        <w:t xml:space="preserve"> асинхронный веб-фреймворк с декларативной валидацией и автогенерацией OpenAPI, встроенный механизм Dependency Injection удобен для получения сессий БД, сервисов и репозиториев.</w:t>
       </w:r>
     </w:p>
     <w:p>
@@ -5732,43 +5221,14 @@
         </w:tabs>
         <w:ind w:left="0" w:firstLine="709"/>
       </w:pPr>
-      <w:proofErr w:type="spellStart"/>
-      <w:r>
-        <w:t>PostgreSQL</w:t>
-      </w:r>
-      <w:proofErr w:type="spellEnd"/>
-      <w:r>
-        <w:t xml:space="preserve"> + </w:t>
-      </w:r>
-      <w:proofErr w:type="spellStart"/>
-      <w:r>
-        <w:t>SQLAlchemy</w:t>
-      </w:r>
-      <w:proofErr w:type="spellEnd"/>
-      <w:r>
-        <w:t xml:space="preserve"> </w:t>
+      <w:r>
+        <w:t xml:space="preserve">PostgreSQL + SQLAlchemy </w:t>
       </w:r>
       <w:r>
         <w:t>–</w:t>
       </w:r>
       <w:r>
-        <w:t xml:space="preserve"> реляционная СУБД с поддержкой ограничений целостности, необходимых предметной области (UNIQUE, CHECK, FK), </w:t>
-      </w:r>
-      <w:proofErr w:type="spellStart"/>
-      <w:r>
-        <w:t>SQLAlchemy</w:t>
-      </w:r>
-      <w:proofErr w:type="spellEnd"/>
-      <w:r>
-        <w:t xml:space="preserve"> даёт ORM и совместим с </w:t>
-      </w:r>
-      <w:proofErr w:type="spellStart"/>
-      <w:r>
-        <w:t>Alembic</w:t>
-      </w:r>
-      <w:proofErr w:type="spellEnd"/>
-      <w:r>
-        <w:t xml:space="preserve"> для миграций.</w:t>
+        <w:t xml:space="preserve"> реляционная СУБД с поддержкой ограничений целостности, необходимых предметной области (UNIQUE, CHECK, FK), SQLAlchemy даёт ORM и совместим с Alembic для миграций.</w:t>
       </w:r>
     </w:p>
     <w:p>
@@ -5783,40 +5243,20 @@
         </w:tabs>
         <w:ind w:left="0" w:firstLine="709"/>
       </w:pPr>
-      <w:proofErr w:type="spellStart"/>
-      <w:r>
-        <w:t>gRPC</w:t>
-      </w:r>
-      <w:proofErr w:type="spellEnd"/>
-      <w:r>
-        <w:t xml:space="preserve"> + Protocol </w:t>
-      </w:r>
-      <w:proofErr w:type="spellStart"/>
-      <w:r>
-        <w:t>Buffers</w:t>
-      </w:r>
-      <w:proofErr w:type="spellEnd"/>
-      <w:r>
-        <w:t xml:space="preserve"> </w:t>
+      <w:r>
+        <w:t xml:space="preserve">gRPC + Protocol Buffers </w:t>
       </w:r>
       <w:r>
         <w:t>–</w:t>
       </w:r>
       <w:r>
-        <w:t xml:space="preserve"> контрактное описание интерфейса рекомендаций </w:t>
-      </w:r>
-      <w:proofErr w:type="gramStart"/>
-      <w:r>
-        <w:t>через .</w:t>
-      </w:r>
-      <w:proofErr w:type="spellStart"/>
-      <w:r>
-        <w:t>proto</w:t>
-      </w:r>
-      <w:proofErr w:type="spellEnd"/>
-      <w:proofErr w:type="gramEnd"/>
-      <w:r>
-        <w:t>, строгая типизация и эффективная бинарная сериализация для синхронного вызова между сервисами.</w:t>
+        <w:t xml:space="preserve"> контрактное описание интерфейса рекомендаций через .proto, строгая типизация и эффективная бинарная сериализация для </w:t>
+      </w:r>
+      <w:r>
+        <w:t>а</w:t>
+      </w:r>
+      <w:r>
+        <w:t>синхронного вызова между сервисами.</w:t>
       </w:r>
     </w:p>
     <w:p>
@@ -5831,13 +5271,8 @@
         </w:tabs>
         <w:ind w:left="0" w:firstLine="709"/>
       </w:pPr>
-      <w:proofErr w:type="spellStart"/>
-      <w:r>
-        <w:t>RabbitMQ</w:t>
-      </w:r>
-      <w:proofErr w:type="spellEnd"/>
-      <w:r>
-        <w:t xml:space="preserve"> </w:t>
+      <w:r>
+        <w:t xml:space="preserve">RabbitMQ </w:t>
       </w:r>
       <w:r>
         <w:t>–</w:t>
@@ -5858,13 +5293,8 @@
         </w:tabs>
         <w:ind w:left="0" w:firstLine="709"/>
       </w:pPr>
-      <w:proofErr w:type="spellStart"/>
-      <w:r>
-        <w:t>WebSocket</w:t>
-      </w:r>
-      <w:proofErr w:type="spellEnd"/>
-      <w:r>
-        <w:t xml:space="preserve"> </w:t>
+      <w:r>
+        <w:t xml:space="preserve">WebSocket </w:t>
       </w:r>
       <w:r>
         <w:t>–</w:t>
@@ -5892,15 +5322,7 @@
         <w:t>–</w:t>
       </w:r>
       <w:r>
-        <w:t xml:space="preserve"> </w:t>
-      </w:r>
-      <w:proofErr w:type="spellStart"/>
-      <w:r>
-        <w:t>self-contained</w:t>
-      </w:r>
-      <w:proofErr w:type="spellEnd"/>
-      <w:r>
-        <w:t xml:space="preserve"> токены: роль и идентификатор пользователя переносятся в токене, что упрощает авторизацию без обращения к БД на каждом запросе.</w:t>
+        <w:t xml:space="preserve"> self-contained токены: роль и идентификатор пользователя переносятся в токене, что упрощает авторизацию без обращения к БД на каждом запросе.</w:t>
       </w:r>
     </w:p>
     <w:p>
@@ -5915,21 +5337,8 @@
         </w:tabs>
         <w:ind w:left="0" w:firstLine="709"/>
       </w:pPr>
-      <w:proofErr w:type="spellStart"/>
-      <w:r>
-        <w:t>Docker</w:t>
-      </w:r>
-      <w:proofErr w:type="spellEnd"/>
-      <w:r>
-        <w:t xml:space="preserve"> </w:t>
-      </w:r>
-      <w:proofErr w:type="spellStart"/>
-      <w:r>
-        <w:t>Compose</w:t>
-      </w:r>
-      <w:proofErr w:type="spellEnd"/>
-      <w:r>
-        <w:t xml:space="preserve"> </w:t>
+      <w:r>
+        <w:t xml:space="preserve">Docker Compose </w:t>
       </w:r>
       <w:r>
         <w:t>–</w:t>
@@ -5953,7 +5362,13 @@
         <w:pStyle w:val="-1"/>
       </w:pPr>
       <w:r>
-        <w:t>Таблица 5 – Способы взаимодействия компонентов</w:t>
+        <w:t xml:space="preserve">Таблица </w:t>
+      </w:r>
+      <w:r>
+        <w:t>6</w:t>
+      </w:r>
+      <w:r>
+        <w:t xml:space="preserve"> – Способы взаимодействия компонентов</w:t>
       </w:r>
     </w:p>
     <w:tbl>
@@ -6145,11 +5560,9 @@
             <w:pPr>
               <w:pStyle w:val="aff1"/>
             </w:pPr>
-            <w:proofErr w:type="spellStart"/>
             <w:r>
               <w:t>PostgreSQL</w:t>
             </w:r>
-            <w:proofErr w:type="spellEnd"/>
           </w:p>
         </w:tc>
         <w:tc>
@@ -6161,13 +5574,8 @@
               <w:pStyle w:val="aff1"/>
             </w:pPr>
             <w:r>
-              <w:t xml:space="preserve">TCP (драйвер), SQL через </w:t>
-            </w:r>
-            <w:proofErr w:type="spellStart"/>
-            <w:r>
-              <w:t>SQLAlchemy</w:t>
-            </w:r>
-            <w:proofErr w:type="spellEnd"/>
+              <w:t>TCP (драйвер), SQL через SQLAlchemy</w:t>
+            </w:r>
           </w:p>
         </w:tc>
         <w:tc>
@@ -6206,13 +5614,8 @@
             <w:pPr>
               <w:pStyle w:val="aff1"/>
             </w:pPr>
-            <w:proofErr w:type="spellStart"/>
-            <w:r>
-              <w:t>Recommendation</w:t>
-            </w:r>
-            <w:proofErr w:type="spellEnd"/>
-            <w:r>
-              <w:t xml:space="preserve"> Service</w:t>
+            <w:r>
+              <w:t>Recommendation Service</w:t>
             </w:r>
           </w:p>
         </w:tc>
@@ -6224,19 +5627,9 @@
             <w:pPr>
               <w:pStyle w:val="aff1"/>
             </w:pPr>
-            <w:proofErr w:type="spellStart"/>
-            <w:r>
-              <w:t>gRPC</w:t>
-            </w:r>
-            <w:proofErr w:type="spellEnd"/>
-            <w:r>
-              <w:t xml:space="preserve"> (HTTP/2), Protocol </w:t>
-            </w:r>
-            <w:proofErr w:type="spellStart"/>
-            <w:r>
-              <w:t>Buffers</w:t>
-            </w:r>
-            <w:proofErr w:type="spellEnd"/>
+            <w:r>
+              <w:t>gRPC (HTTP/2), Protocol Buffers</w:t>
+            </w:r>
           </w:p>
         </w:tc>
         <w:tc>
@@ -6309,11 +5702,9 @@
             <w:pPr>
               <w:pStyle w:val="aff1"/>
             </w:pPr>
-            <w:proofErr w:type="spellStart"/>
             <w:r>
               <w:t>RabbitMQ</w:t>
             </w:r>
-            <w:proofErr w:type="spellEnd"/>
           </w:p>
         </w:tc>
         <w:tc>
@@ -6355,11 +5746,9 @@
             <w:pPr>
               <w:pStyle w:val="aff1"/>
             </w:pPr>
-            <w:proofErr w:type="spellStart"/>
             <w:r>
               <w:t>RabbitMQ</w:t>
             </w:r>
-            <w:proofErr w:type="spellEnd"/>
           </w:p>
         </w:tc>
         <w:tc>
@@ -6370,13 +5759,8 @@
             <w:pPr>
               <w:pStyle w:val="aff1"/>
             </w:pPr>
-            <w:proofErr w:type="spellStart"/>
-            <w:r>
-              <w:t>Notification</w:t>
-            </w:r>
-            <w:proofErr w:type="spellEnd"/>
-            <w:r>
-              <w:t xml:space="preserve"> Service</w:t>
+            <w:r>
+              <w:t>Notification Service</w:t>
             </w:r>
           </w:p>
         </w:tc>
@@ -6424,13 +5808,8 @@
             <w:pPr>
               <w:pStyle w:val="aff1"/>
             </w:pPr>
-            <w:proofErr w:type="spellStart"/>
-            <w:r>
-              <w:t>Notification</w:t>
-            </w:r>
-            <w:proofErr w:type="spellEnd"/>
-            <w:r>
-              <w:t xml:space="preserve"> Service</w:t>
+            <w:r>
+              <w:t>Notification Service</w:t>
             </w:r>
           </w:p>
         </w:tc>
@@ -6455,13 +5834,8 @@
             <w:pPr>
               <w:pStyle w:val="aff1"/>
             </w:pPr>
-            <w:proofErr w:type="spellStart"/>
-            <w:r>
-              <w:t>WebSocket</w:t>
-            </w:r>
-            <w:proofErr w:type="spellEnd"/>
-            <w:r>
-              <w:t>, JSON</w:t>
+            <w:r>
+              <w:t>WebSocket, JSON</w:t>
             </w:r>
           </w:p>
           <w:p>
@@ -6482,13 +5856,8 @@
               <w:t>А</w:t>
             </w:r>
             <w:r>
-              <w:t xml:space="preserve">синхронный, </w:t>
-            </w:r>
-            <w:proofErr w:type="spellStart"/>
-            <w:r>
-              <w:t>push</w:t>
-            </w:r>
-            <w:proofErr w:type="spellEnd"/>
+              <w:t>синхронный, push</w:t>
+            </w:r>
           </w:p>
         </w:tc>
       </w:tr>
@@ -7098,14 +6467,12 @@
       <w:r>
         <w:t xml:space="preserve">, </w:t>
       </w:r>
-      <w:proofErr w:type="spellStart"/>
       <w:r>
         <w:rPr>
           <w:lang w:val="en-US"/>
         </w:rPr>
         <w:t>gRPC</w:t>
       </w:r>
-      <w:proofErr w:type="spellEnd"/>
       <w:r>
         <w:t xml:space="preserve">, </w:t>
       </w:r>
@@ -11281,7 +10648,6 @@
   <w:style w:type="character" w:default="1" w:styleId="a2">
     <w:name w:val="Default Paragraph Font"/>
     <w:uiPriority w:val="1"/>
-    <w:semiHidden/>
     <w:unhideWhenUsed/>
   </w:style>
   <w:style w:type="table" w:default="1" w:styleId="a3">

--- a/docs/lab-00/report.docx
+++ b/docs/lab-00/report.docx
@@ -3166,7 +3166,73 @@
               <w:pStyle w:val="aff1"/>
             </w:pPr>
             <w:r>
-              <w:t>Подсчёт свободных мест capacity − COUNT(активных регистраций) перед записью</w:t>
+              <w:t>Подсчёт</w:t>
+            </w:r>
+            <w:r>
+              <w:t xml:space="preserve"> </w:t>
+            </w:r>
+            <w:r>
+              <w:t>свободных</w:t>
+            </w:r>
+            <w:r>
+              <w:t xml:space="preserve"> </w:t>
+            </w:r>
+            <w:r>
+              <w:t>мест</w:t>
+            </w:r>
+            <w:r>
+              <w:t xml:space="preserve"> </w:t>
+            </w:r>
+            <w:r>
+              <w:rPr>
+                <w:lang w:val="en-US"/>
+              </w:rPr>
+              <w:t>capacity</w:t>
+            </w:r>
+            <w:r>
+              <w:t xml:space="preserve"> </w:t>
+            </w:r>
+            <w:r>
+              <w:t>–</w:t>
+            </w:r>
+            <w:r>
+              <w:t xml:space="preserve"> </w:t>
+            </w:r>
+            <w:r>
+              <w:rPr>
+                <w:lang w:val="en-US"/>
+              </w:rPr>
+              <w:t>SELECT</w:t>
+            </w:r>
+            <w:r>
+              <w:t xml:space="preserve"> </w:t>
+            </w:r>
+            <w:r>
+              <w:rPr>
+                <w:lang w:val="en-US"/>
+              </w:rPr>
+              <w:t>FOR</w:t>
+            </w:r>
+            <w:r>
+              <w:t xml:space="preserve"> </w:t>
+            </w:r>
+            <w:r>
+              <w:rPr>
+                <w:lang w:val="en-US"/>
+              </w:rPr>
+              <w:t>UPDATE</w:t>
+            </w:r>
+            <w:r>
+              <w:t xml:space="preserve"> </w:t>
+            </w:r>
+            <w:r>
+              <w:t>перед</w:t>
+            </w:r>
+            <w:r>
+              <w:t xml:space="preserve"> </w:t>
+            </w:r>
+            <w:r>
+              <w:t>записью, чтобы избежать состояния гонки (пессимистичная блокировка)</w:t>
             </w:r>
           </w:p>
         </w:tc>
@@ -3571,6 +3637,7 @@
         <w:ind w:left="0" w:firstLine="709"/>
       </w:pPr>
       <w:r>
+        <w:lastRenderedPageBreak/>
         <w:t>При успешной проверке регистрация сохраняется в БД со статусом “активна”; пользователь видит её в разделе “Мои регистрации”. API публикует</w:t>
       </w:r>
       <w:r>
@@ -3596,7 +3663,6 @@
         <w:ind w:left="0" w:firstLine="709"/>
       </w:pPr>
       <w:r>
-        <w:lastRenderedPageBreak/>
         <w:t xml:space="preserve">При необходимости пользователь отменяет запись </w:t>
       </w:r>
       <w:r>
@@ -3727,6 +3793,7 @@
       </w:pPr>
       <w:bookmarkStart w:id="23" w:name="_Toc239698680"/>
       <w:r>
+        <w:lastRenderedPageBreak/>
         <w:t>Диаграмма вариантов использования</w:t>
       </w:r>
       <w:bookmarkEnd w:id="23"/>
@@ -10648,6 +10715,7 @@
   <w:style w:type="character" w:default="1" w:styleId="a2">
     <w:name w:val="Default Paragraph Font"/>
     <w:uiPriority w:val="1"/>
+    <w:semiHidden/>
     <w:unhideWhenUsed/>
   </w:style>
   <w:style w:type="table" w:default="1" w:styleId="a3">

--- a/docs/lab-00/report.docx
+++ b/docs/lab-00/report.docx
@@ -166,21 +166,7 @@
           <w:sz w:val="24"/>
         </w:rPr>
         <w:br/>
-        <w:t>01.03.</w:t>
-      </w:r>
-      <w:proofErr w:type="gramStart"/>
-      <w:r>
-        <w:rPr>
-          <w:sz w:val="24"/>
-        </w:rPr>
-        <w:t>02  Прикладная</w:t>
-      </w:r>
-      <w:proofErr w:type="gramEnd"/>
-      <w:r>
-        <w:rPr>
-          <w:sz w:val="24"/>
-        </w:rPr>
-        <w:t xml:space="preserve"> математика и информатика,</w:t>
+        <w:t>01.03.02  Прикладная математика и информатика,</w:t>
       </w:r>
     </w:p>
     <w:p/>
@@ -2503,15 +2489,7 @@
               <w:t>никогда не превышает</w:t>
             </w:r>
             <w:r>
-              <w:t xml:space="preserve"> его “</w:t>
-            </w:r>
-            <w:proofErr w:type="spellStart"/>
-            <w:r>
-              <w:t>capacity</w:t>
-            </w:r>
-            <w:proofErr w:type="spellEnd"/>
-            <w:r>
-              <w:t>”</w:t>
+              <w:t xml:space="preserve"> его “capacity”</w:t>
             </w:r>
           </w:p>
           <w:p>
@@ -2638,15 +2616,7 @@
               <w:t>в реальном времени</w:t>
             </w:r>
             <w:r>
-              <w:t xml:space="preserve"> (по </w:t>
-            </w:r>
-            <w:proofErr w:type="spellStart"/>
-            <w:r>
-              <w:t>WebSocket</w:t>
-            </w:r>
-            <w:proofErr w:type="spellEnd"/>
-            <w:r>
-              <w:t>)</w:t>
+              <w:t xml:space="preserve"> (по WebSocket)</w:t>
             </w:r>
           </w:p>
         </w:tc>
@@ -2679,17 +2649,7 @@
         <w:pStyle w:val="1-"/>
       </w:pPr>
       <w:r>
-        <w:t>Роль пользователя хранится в БД (“</w:t>
-      </w:r>
-      <w:proofErr w:type="spellStart"/>
-      <w:proofErr w:type="gramStart"/>
-      <w:r>
-        <w:t>users.role</w:t>
-      </w:r>
-      <w:proofErr w:type="spellEnd"/>
-      <w:proofErr w:type="gramEnd"/>
-      <w:r>
-        <w:t xml:space="preserve">”) и передаётся в полезной нагрузке JWT-токена. </w:t>
+        <w:t xml:space="preserve">Роль пользователя хранится в БД (“users.role”) и передаётся в полезной нагрузке JWT-токена. </w:t>
       </w:r>
       <w:r>
         <w:t>О</w:t>
@@ -2830,25 +2790,7 @@
               <w:t>П</w:t>
             </w:r>
             <w:r>
-              <w:t xml:space="preserve">оле </w:t>
-            </w:r>
-            <w:proofErr w:type="spellStart"/>
-            <w:proofErr w:type="gramStart"/>
-            <w:r>
-              <w:t>users.role</w:t>
-            </w:r>
-            <w:proofErr w:type="spellEnd"/>
-            <w:proofErr w:type="gramEnd"/>
-            <w:r>
-              <w:t xml:space="preserve"> = '</w:t>
-            </w:r>
-            <w:proofErr w:type="spellStart"/>
-            <w:r>
-              <w:t>participant</w:t>
-            </w:r>
-            <w:proofErr w:type="spellEnd"/>
-            <w:r>
-              <w:t>', проверка в API по JWT</w:t>
+              <w:t>оле users.role = 'participant', проверка в API по JWT</w:t>
             </w:r>
           </w:p>
         </w:tc>
@@ -2904,25 +2846,7 @@
               <w:t>П</w:t>
             </w:r>
             <w:r>
-              <w:t xml:space="preserve">оле </w:t>
-            </w:r>
-            <w:proofErr w:type="spellStart"/>
-            <w:proofErr w:type="gramStart"/>
-            <w:r>
-              <w:t>users.role</w:t>
-            </w:r>
-            <w:proofErr w:type="spellEnd"/>
-            <w:proofErr w:type="gramEnd"/>
-            <w:r>
-              <w:t xml:space="preserve"> = '</w:t>
-            </w:r>
-            <w:proofErr w:type="spellStart"/>
-            <w:r>
-              <w:t>organizer</w:t>
-            </w:r>
-            <w:proofErr w:type="spellEnd"/>
-            <w:r>
-              <w:t>', проверка в API по JWT</w:t>
+              <w:t>оле users.role = 'organizer', проверка в API по JWT</w:t>
             </w:r>
           </w:p>
           <w:p>
@@ -2985,15 +2909,7 @@
         <w:t xml:space="preserve"> </w:t>
       </w:r>
       <w:r>
-        <w:t xml:space="preserve">В таблице 3 можно ознакомиться с </w:t>
-      </w:r>
-      <w:proofErr w:type="gramStart"/>
-      <w:r>
-        <w:t>бизнес целями</w:t>
-      </w:r>
-      <w:proofErr w:type="gramEnd"/>
-      <w:r>
-        <w:t>, функциями и сценариями использования приложения.</w:t>
+        <w:t>В таблице 3 можно ознакомиться с бизнес целями, функциями и сценариями использования приложения.</w:t>
       </w:r>
     </w:p>
     <w:p>
@@ -3250,23 +3166,73 @@
               <w:pStyle w:val="aff1"/>
             </w:pPr>
             <w:r>
-              <w:t xml:space="preserve">Подсчёт свободных мест </w:t>
-            </w:r>
-            <w:proofErr w:type="spellStart"/>
-            <w:r>
+              <w:t>Подсчёт</w:t>
+            </w:r>
+            <w:r>
+              <w:t xml:space="preserve"> </w:t>
+            </w:r>
+            <w:r>
+              <w:t>свободных</w:t>
+            </w:r>
+            <w:r>
+              <w:t xml:space="preserve"> </w:t>
+            </w:r>
+            <w:r>
+              <w:t>мест</w:t>
+            </w:r>
+            <w:r>
+              <w:t xml:space="preserve"> </w:t>
+            </w:r>
+            <w:r>
+              <w:rPr>
+                <w:lang w:val="en-US"/>
+              </w:rPr>
               <w:t>capacity</w:t>
             </w:r>
-            <w:proofErr w:type="spellEnd"/>
-            <w:r>
-              <w:t xml:space="preserve"> − </w:t>
-            </w:r>
-            <w:proofErr w:type="gramStart"/>
-            <w:r>
-              <w:t>COUNT(</w:t>
-            </w:r>
-            <w:proofErr w:type="gramEnd"/>
-            <w:r>
-              <w:t>активных регистраций) перед записью</w:t>
+            <w:r>
+              <w:t xml:space="preserve"> </w:t>
+            </w:r>
+            <w:r>
+              <w:t>–</w:t>
+            </w:r>
+            <w:r>
+              <w:t xml:space="preserve"> </w:t>
+            </w:r>
+            <w:r>
+              <w:rPr>
+                <w:lang w:val="en-US"/>
+              </w:rPr>
+              <w:t>SELECT</w:t>
+            </w:r>
+            <w:r>
+              <w:t xml:space="preserve"> </w:t>
+            </w:r>
+            <w:r>
+              <w:rPr>
+                <w:lang w:val="en-US"/>
+              </w:rPr>
+              <w:t>FOR</w:t>
+            </w:r>
+            <w:r>
+              <w:t xml:space="preserve"> </w:t>
+            </w:r>
+            <w:r>
+              <w:rPr>
+                <w:lang w:val="en-US"/>
+              </w:rPr>
+              <w:t>UPDATE</w:t>
+            </w:r>
+            <w:r>
+              <w:t xml:space="preserve"> </w:t>
+            </w:r>
+            <w:r>
+              <w:t>перед</w:t>
+            </w:r>
+            <w:r>
+              <w:t xml:space="preserve"> </w:t>
+            </w:r>
+            <w:r>
+              <w:t>записью, чтобы избежать состояния гонки (пессимистичная блокировка)</w:t>
             </w:r>
           </w:p>
         </w:tc>
@@ -3368,21 +3334,8 @@
             <w:pPr>
               <w:pStyle w:val="aff1"/>
             </w:pPr>
-            <w:proofErr w:type="spellStart"/>
-            <w:r>
-              <w:t>Recommendation</w:t>
-            </w:r>
-            <w:proofErr w:type="spellEnd"/>
-            <w:r>
-              <w:t xml:space="preserve"> Service (</w:t>
-            </w:r>
-            <w:proofErr w:type="spellStart"/>
-            <w:r>
-              <w:t>gRPC</w:t>
-            </w:r>
-            <w:proofErr w:type="spellEnd"/>
-            <w:r>
-              <w:t>): рекомендации по тегам мероприятий из истории регистраций участника</w:t>
+            <w:r>
+              <w:t>Recommendation Service (gRPC): рекомендации по тегам мероприятий из истории регистраций участника</w:t>
             </w:r>
           </w:p>
         </w:tc>
@@ -3501,15 +3454,7 @@
               <w:pStyle w:val="aff1"/>
             </w:pPr>
             <w:r>
-              <w:t xml:space="preserve">Публикация событий в </w:t>
-            </w:r>
-            <w:proofErr w:type="spellStart"/>
-            <w:r>
-              <w:t>RabbitMQ</w:t>
-            </w:r>
-            <w:proofErr w:type="spellEnd"/>
-            <w:r>
-              <w:t xml:space="preserve">; </w:t>
+              <w:t xml:space="preserve">Публикация событий в RabbitMQ; </w:t>
             </w:r>
           </w:p>
           <w:p>
@@ -3575,15 +3520,7 @@
               <w:pStyle w:val="aff1"/>
             </w:pPr>
             <w:r>
-              <w:t xml:space="preserve">Клиент уведомлений подключается по </w:t>
-            </w:r>
-            <w:proofErr w:type="spellStart"/>
-            <w:r>
-              <w:t>WebSocket</w:t>
-            </w:r>
-            <w:proofErr w:type="spellEnd"/>
-            <w:r>
-              <w:t xml:space="preserve"> → получает и отображает сообщения</w:t>
+              <w:t>Клиент уведомлений подключается по WebSocket → получает и отображает сообщения</w:t>
             </w:r>
           </w:p>
         </w:tc>
@@ -3700,6 +3637,7 @@
         <w:ind w:left="0" w:firstLine="709"/>
       </w:pPr>
       <w:r>
+        <w:lastRenderedPageBreak/>
         <w:t>При успешной проверке регистрация сохраняется в БД со статусом “активна”; пользователь видит её в разделе “Мои регистрации”. API публикует</w:t>
       </w:r>
       <w:r>
@@ -3709,15 +3647,7 @@
         <w:t xml:space="preserve"> </w:t>
       </w:r>
       <w:r>
-        <w:t xml:space="preserve">событие в </w:t>
-      </w:r>
-      <w:proofErr w:type="spellStart"/>
-      <w:r>
-        <w:t>RabbitMQ</w:t>
-      </w:r>
-      <w:proofErr w:type="spellEnd"/>
-      <w:r>
-        <w:t>.</w:t>
+        <w:t>событие в RabbitMQ.</w:t>
       </w:r>
     </w:p>
     <w:p>
@@ -3733,7 +3663,6 @@
         <w:ind w:left="0" w:firstLine="709"/>
       </w:pPr>
       <w:r>
-        <w:lastRenderedPageBreak/>
         <w:t xml:space="preserve">При необходимости пользователь отменяет запись </w:t>
       </w:r>
       <w:r>
@@ -3794,14 +3723,12 @@
         </w:rPr>
         <w:t>“</w:t>
       </w:r>
-      <w:proofErr w:type="spellStart"/>
       <w:r>
         <w:rPr>
           <w:lang w:val="en-US"/>
         </w:rPr>
         <w:t>организатор</w:t>
       </w:r>
-      <w:proofErr w:type="spellEnd"/>
       <w:r>
         <w:rPr>
           <w:lang w:val="en-US"/>
@@ -3866,6 +3793,7 @@
       </w:pPr>
       <w:bookmarkStart w:id="23" w:name="_Toc239698680"/>
       <w:r>
+        <w:lastRenderedPageBreak/>
         <w:t>Диаграмма вариантов использования</w:t>
       </w:r>
       <w:bookmarkEnd w:id="23"/>
@@ -3968,39 +3896,7 @@
         <w:t>Основные сущности</w:t>
       </w:r>
       <w:r>
-        <w:t>: Пользователь (</w:t>
-      </w:r>
-      <w:proofErr w:type="spellStart"/>
-      <w:r>
-        <w:t>users</w:t>
-      </w:r>
-      <w:proofErr w:type="spellEnd"/>
-      <w:r>
-        <w:t>), Мероприятие (</w:t>
-      </w:r>
-      <w:proofErr w:type="spellStart"/>
-      <w:r>
-        <w:t>events</w:t>
-      </w:r>
-      <w:proofErr w:type="spellEnd"/>
-      <w:r>
-        <w:t>), Тег (</w:t>
-      </w:r>
-      <w:proofErr w:type="spellStart"/>
-      <w:r>
-        <w:t>tags</w:t>
-      </w:r>
-      <w:proofErr w:type="spellEnd"/>
-      <w:r>
-        <w:t>), Регистрация (</w:t>
-      </w:r>
-      <w:proofErr w:type="spellStart"/>
-      <w:r>
-        <w:t>registrations</w:t>
-      </w:r>
-      <w:proofErr w:type="spellEnd"/>
-      <w:r>
-        <w:t xml:space="preserve">). </w:t>
+        <w:t xml:space="preserve">: Пользователь (users), Мероприятие (events), Тег (tags), Регистрация (registrations). </w:t>
       </w:r>
     </w:p>
     <w:p>
@@ -4149,13 +4045,8 @@
             <w:pPr>
               <w:pStyle w:val="aff1"/>
             </w:pPr>
-            <w:proofErr w:type="gramStart"/>
-            <w:r>
-              <w:t>1 :</w:t>
-            </w:r>
-            <w:proofErr w:type="gramEnd"/>
-            <w:r>
-              <w:t xml:space="preserve"> N </w:t>
+            <w:r>
+              <w:t xml:space="preserve">1 : N </w:t>
             </w:r>
           </w:p>
           <w:p>
@@ -4172,18 +4063,8 @@
             <w:pPr>
               <w:pStyle w:val="aff1"/>
             </w:pPr>
-            <w:proofErr w:type="spellStart"/>
-            <w:proofErr w:type="gramStart"/>
-            <w:r>
-              <w:t>events.created</w:t>
-            </w:r>
-            <w:proofErr w:type="gramEnd"/>
-            <w:r>
-              <w:t>_by</w:t>
-            </w:r>
-            <w:proofErr w:type="spellEnd"/>
-            <w:r>
-              <w:t xml:space="preserve"> → users.id</w:t>
+            <w:r>
+              <w:t>events.created_by → users.id</w:t>
             </w:r>
           </w:p>
           <w:p>
@@ -4245,13 +4126,8 @@
             <w:pPr>
               <w:pStyle w:val="aff1"/>
             </w:pPr>
-            <w:proofErr w:type="gramStart"/>
-            <w:r>
-              <w:t>M :</w:t>
-            </w:r>
-            <w:proofErr w:type="gramEnd"/>
-            <w:r>
-              <w:t xml:space="preserve"> N</w:t>
+            <w:r>
+              <w:t>M : N</w:t>
             </w:r>
           </w:p>
           <w:p>
@@ -4272,20 +4148,51 @@
               </w:rPr>
             </w:pPr>
             <w:r>
-              <w:t>С</w:t>
-            </w:r>
-            <w:r>
-              <w:t xml:space="preserve">вязующая таблица </w:t>
-            </w:r>
-            <w:proofErr w:type="spellStart"/>
-            <w:r>
-              <w:t>event_tags</w:t>
-            </w:r>
-            <w:proofErr w:type="spellEnd"/>
-          </w:p>
-          <w:p>
-            <w:pPr>
-              <w:pStyle w:val="aff1"/>
+              <w:t>А</w:t>
+            </w:r>
+            <w:r>
+              <w:t>ссоциативная</w:t>
+            </w:r>
+            <w:r>
+              <w:rPr>
+                <w:lang w:val="en-US"/>
+              </w:rPr>
+              <w:t xml:space="preserve"> </w:t>
+            </w:r>
+            <w:r>
+              <w:t>сущность</w:t>
+            </w:r>
+            <w:r>
+              <w:rPr>
+                <w:lang w:val="en-US"/>
+              </w:rPr>
+              <w:t xml:space="preserve"> registrations (</w:t>
+            </w:r>
+            <w:r>
+              <w:t>с</w:t>
+            </w:r>
+            <w:r>
+              <w:rPr>
+                <w:lang w:val="en-US"/>
+              </w:rPr>
+              <w:t xml:space="preserve"> </w:t>
+            </w:r>
+            <w:r>
+              <w:t>атрибутами</w:t>
+            </w:r>
+            <w:r>
+              <w:rPr>
+                <w:lang w:val="en-US"/>
+              </w:rPr>
+              <w:t xml:space="preserve"> status, registered_at)</w:t>
+            </w:r>
+          </w:p>
+          <w:p>
+            <w:pPr>
+              <w:pStyle w:val="aff1"/>
+              <w:rPr>
+                <w:lang w:val="en-US"/>
+              </w:rPr>
             </w:pPr>
           </w:p>
         </w:tc>
@@ -4318,13 +4225,8 @@
             <w:pPr>
               <w:pStyle w:val="aff1"/>
             </w:pPr>
-            <w:proofErr w:type="gramStart"/>
-            <w:r>
-              <w:t>M :</w:t>
-            </w:r>
-            <w:proofErr w:type="gramEnd"/>
-            <w:r>
-              <w:t xml:space="preserve"> N</w:t>
+            <w:r>
+              <w:t>M : N</w:t>
             </w:r>
           </w:p>
         </w:tc>
@@ -4340,13 +4242,8 @@
               <w:t>С</w:t>
             </w:r>
             <w:r>
-              <w:t xml:space="preserve">вязующая таблица </w:t>
-            </w:r>
-            <w:proofErr w:type="spellStart"/>
-            <w:r>
-              <w:t>event_tags</w:t>
-            </w:r>
-            <w:proofErr w:type="spellEnd"/>
+              <w:t>вязующая таблица event_tags</w:t>
+            </w:r>
           </w:p>
         </w:tc>
       </w:tr>
@@ -4482,6 +4379,9 @@
         <w:pStyle w:val="-"/>
       </w:pPr>
       <w:r>
+        <w:rPr>
+          <w:noProof/>
+        </w:rPr>
         <w:lastRenderedPageBreak/>
         <w:drawing>
           <wp:inline distT="0" distB="0" distL="0" distR="0" wp14:anchorId="0AA39231" wp14:editId="18B922F5">
@@ -4578,54 +4478,14 @@
         <w:ind w:left="0" w:firstLine="709"/>
       </w:pPr>
       <w:r>
-        <w:t>‘</w:t>
-      </w:r>
-      <w:proofErr w:type="spellStart"/>
-      <w:r>
-        <w:t>registrations</w:t>
-      </w:r>
-      <w:proofErr w:type="spellEnd"/>
-      <w:r>
-        <w:t xml:space="preserve">’: </w:t>
+        <w:t xml:space="preserve">‘registrations’: </w:t>
       </w:r>
       <w:r>
         <w:rPr>
           <w:b/>
           <w:bCs/>
         </w:rPr>
-        <w:t>UNIQUE (</w:t>
-      </w:r>
-      <w:proofErr w:type="spellStart"/>
-      <w:r>
-        <w:rPr>
-          <w:b/>
-          <w:bCs/>
-        </w:rPr>
-        <w:t>user_id</w:t>
-      </w:r>
-      <w:proofErr w:type="spellEnd"/>
-      <w:r>
-        <w:rPr>
-          <w:b/>
-          <w:bCs/>
-        </w:rPr>
-        <w:t xml:space="preserve">, </w:t>
-      </w:r>
-      <w:proofErr w:type="spellStart"/>
-      <w:r>
-        <w:rPr>
-          <w:b/>
-          <w:bCs/>
-        </w:rPr>
-        <w:t>event_id</w:t>
-      </w:r>
-      <w:proofErr w:type="spellEnd"/>
-      <w:r>
-        <w:rPr>
-          <w:b/>
-          <w:bCs/>
-        </w:rPr>
-        <w:t>)</w:t>
+        <w:t>UNIQUE (user_id, event_id)</w:t>
       </w:r>
       <w:r>
         <w:t xml:space="preserve"> </w:t>
@@ -4651,11 +4511,9 @@
       <w:r>
         <w:t>“</w:t>
       </w:r>
-      <w:proofErr w:type="spellStart"/>
       <w:r>
         <w:t>active</w:t>
       </w:r>
-      <w:proofErr w:type="spellEnd"/>
       <w:r>
         <w:t>”</w:t>
       </w:r>
@@ -4678,15 +4536,8 @@
       <w:r>
         <w:t>‘</w:t>
       </w:r>
-      <w:proofErr w:type="spellStart"/>
-      <w:proofErr w:type="gramStart"/>
-      <w:r>
-        <w:t>registrations.status</w:t>
-      </w:r>
-      <w:proofErr w:type="spellEnd"/>
-      <w:proofErr w:type="gramEnd"/>
-      <w:r>
-        <w:t xml:space="preserve"> </w:t>
+      <w:r>
+        <w:t xml:space="preserve">registrations.status </w:t>
       </w:r>
       <w:r>
         <w:rPr>
@@ -4700,11 +4551,9 @@
       <w:r>
         <w:t>“</w:t>
       </w:r>
-      <w:proofErr w:type="spellStart"/>
       <w:r>
         <w:t>active</w:t>
       </w:r>
-      <w:proofErr w:type="spellEnd"/>
       <w:r>
         <w:t>”</w:t>
       </w:r>
@@ -4714,12 +4563,9 @@
       <w:r>
         <w:t>“</w:t>
       </w:r>
-      <w:proofErr w:type="spellStart"/>
       <w:r>
         <w:t>cancelled</w:t>
       </w:r>
-      <w:proofErr w:type="spellEnd"/>
-      <w:proofErr w:type="gramStart"/>
       <w:r>
         <w:t>”</w:t>
       </w:r>
@@ -4729,7 +4575,6 @@
       <w:r>
         <w:t>’</w:t>
       </w:r>
-      <w:proofErr w:type="gramEnd"/>
       <w:r>
         <w:t xml:space="preserve"> </w:t>
       </w:r>
@@ -4737,32 +4582,20 @@
         <w:t>–</w:t>
       </w:r>
       <w:r>
-        <w:t xml:space="preserve"> отмена записи выполняется как </w:t>
-      </w:r>
-      <w:proofErr w:type="spellStart"/>
-      <w:r>
-        <w:t>soft</w:t>
-      </w:r>
-      <w:proofErr w:type="spellEnd"/>
+        <w:t xml:space="preserve"> отмена записи выполняется как soft</w:t>
+      </w:r>
       <w:r>
         <w:t xml:space="preserve"> </w:t>
       </w:r>
-      <w:proofErr w:type="spellStart"/>
-      <w:r>
-        <w:t>delete</w:t>
-      </w:r>
-      <w:proofErr w:type="spellEnd"/>
-      <w:r>
-        <w:t xml:space="preserve">: строка сохраняется, статус меняется на </w:t>
+      <w:r>
+        <w:t xml:space="preserve">delete: строка сохраняется, статус меняется на </w:t>
       </w:r>
       <w:r>
         <w:t>“</w:t>
       </w:r>
-      <w:proofErr w:type="spellStart"/>
       <w:r>
         <w:t>cancelled</w:t>
       </w:r>
-      <w:proofErr w:type="spellEnd"/>
       <w:r>
         <w:t>”</w:t>
       </w:r>
@@ -4813,72 +4646,7 @@
         <w:rPr>
           <w:lang w:val="en-US"/>
         </w:rPr>
-        <w:t xml:space="preserve"> = ‘</w:t>
-      </w:r>
-      <w:proofErr w:type="spellStart"/>
-      <w:proofErr w:type="gramStart"/>
-      <w:r>
-        <w:rPr>
-          <w:lang w:val="en-US"/>
-        </w:rPr>
-        <w:t>events.capacity</w:t>
-      </w:r>
-      <w:proofErr w:type="spellEnd"/>
-      <w:proofErr w:type="gramEnd"/>
-      <w:r>
-        <w:rPr>
-          <w:lang w:val="en-US"/>
-        </w:rPr>
-        <w:t xml:space="preserve"> − </w:t>
-      </w:r>
-      <w:proofErr w:type="gramStart"/>
-      <w:r>
-        <w:rPr>
-          <w:lang w:val="en-US"/>
-        </w:rPr>
-        <w:t>COUNT(</w:t>
-      </w:r>
-      <w:proofErr w:type="gramEnd"/>
-      <w:r>
-        <w:rPr>
-          <w:lang w:val="en-US"/>
-        </w:rPr>
-        <w:t xml:space="preserve">registrations WHERE </w:t>
-      </w:r>
-      <w:proofErr w:type="spellStart"/>
-      <w:r>
-        <w:rPr>
-          <w:lang w:val="en-US"/>
-        </w:rPr>
-        <w:t>event_id</w:t>
-      </w:r>
-      <w:proofErr w:type="spellEnd"/>
-      <w:r>
-        <w:rPr>
-          <w:lang w:val="en-US"/>
-        </w:rPr>
-        <w:t xml:space="preserve"> </w:t>
-      </w:r>
-      <w:proofErr w:type="gramStart"/>
-      <w:r>
-        <w:rPr>
-          <w:lang w:val="en-US"/>
-        </w:rPr>
-        <w:t>= :id</w:t>
-      </w:r>
-      <w:proofErr w:type="gramEnd"/>
-      <w:r>
-        <w:rPr>
-          <w:lang w:val="en-US"/>
-        </w:rPr>
-        <w:t xml:space="preserve"> AND status = 'active</w:t>
-      </w:r>
-      <w:proofErr w:type="gramStart"/>
-      <w:r>
-        <w:rPr>
-          <w:lang w:val="en-US"/>
-        </w:rPr>
-        <w:t>')</w:t>
+        <w:t xml:space="preserve"> = ‘events.capacity − COUNT(registrations WHERE event_id = :id AND status = 'active')</w:t>
       </w:r>
       <w:r>
         <w:rPr>
@@ -4886,7 +4654,6 @@
         </w:rPr>
         <w:t>’</w:t>
       </w:r>
-      <w:proofErr w:type="gramEnd"/>
       <w:r>
         <w:rPr>
           <w:lang w:val="en-US"/>
@@ -4911,31 +4678,7 @@
       </w:pPr>
       <w:r>
         <w:lastRenderedPageBreak/>
-        <w:t>‘</w:t>
-      </w:r>
-      <w:proofErr w:type="spellStart"/>
-      <w:r>
-        <w:t>event_tags</w:t>
-      </w:r>
-      <w:proofErr w:type="spellEnd"/>
-      <w:r>
-        <w:t>’ – составной первичный ключ (</w:t>
-      </w:r>
-      <w:proofErr w:type="spellStart"/>
-      <w:r>
-        <w:t>event_id</w:t>
-      </w:r>
-      <w:proofErr w:type="spellEnd"/>
-      <w:r>
-        <w:t xml:space="preserve">, </w:t>
-      </w:r>
-      <w:proofErr w:type="spellStart"/>
-      <w:r>
-        <w:t>tag_id</w:t>
-      </w:r>
-      <w:proofErr w:type="spellEnd"/>
-      <w:r>
-        <w:t>); каскадное удаление связей при удалении мероприятия или тега.</w:t>
+        <w:t>‘event_tags’ – составной первичный ключ (event_id, tag_id); каскадное удаление связей при удалении мероприятия или тега.</w:t>
       </w:r>
     </w:p>
     <w:p>
@@ -4951,31 +4694,7 @@
         <w:ind w:left="0" w:firstLine="709"/>
       </w:pPr>
       <w:r>
-        <w:t>‘</w:t>
-      </w:r>
-      <w:proofErr w:type="spellStart"/>
-      <w:r>
-        <w:t>password_hash</w:t>
-      </w:r>
-      <w:proofErr w:type="spellEnd"/>
-      <w:r>
-        <w:t xml:space="preserve">’ хранит только </w:t>
-      </w:r>
-      <w:proofErr w:type="spellStart"/>
-      <w:r>
-        <w:t>хеш</w:t>
-      </w:r>
-      <w:proofErr w:type="spellEnd"/>
-      <w:r>
-        <w:t xml:space="preserve"> пароля (</w:t>
-      </w:r>
-      <w:proofErr w:type="spellStart"/>
-      <w:r>
-        <w:t>bcrypt</w:t>
-      </w:r>
-      <w:proofErr w:type="spellEnd"/>
-      <w:r>
-        <w:t>/argon2), открытый пароль в БД не хранится.</w:t>
+        <w:t>‘password_hash’ хранит только хеш пароля (bcrypt/argon2), открытый пароль в БД не хранится.</w:t>
       </w:r>
     </w:p>
     <w:p>
@@ -5004,7 +4723,13 @@
         <w:pStyle w:val="-1"/>
       </w:pPr>
       <w:r>
-        <w:t>Таблица 4 – Состав компонентов</w:t>
+        <w:t xml:space="preserve">Таблица </w:t>
+      </w:r>
+      <w:r>
+        <w:t>5</w:t>
+      </w:r>
+      <w:r>
+        <w:t xml:space="preserve"> – Состав компонентов</w:t>
       </w:r>
     </w:p>
     <w:tbl>
@@ -5110,19 +4835,9 @@
             <w:pPr>
               <w:pStyle w:val="aff1"/>
             </w:pPr>
-            <w:proofErr w:type="spellStart"/>
-            <w:r>
-              <w:t>Postman</w:t>
-            </w:r>
-            <w:proofErr w:type="spellEnd"/>
-            <w:r>
-              <w:t xml:space="preserve"> / </w:t>
-            </w:r>
-            <w:proofErr w:type="spellStart"/>
-            <w:r>
-              <w:t>cURL</w:t>
-            </w:r>
-            <w:proofErr w:type="spellEnd"/>
+            <w:r>
+              <w:t>Postman / cURL</w:t>
+            </w:r>
           </w:p>
           <w:p>
             <w:pPr>
@@ -5171,21 +4886,8 @@
             <w:pPr>
               <w:pStyle w:val="aff1"/>
             </w:pPr>
-            <w:proofErr w:type="spellStart"/>
-            <w:r>
-              <w:t>FastAPI</w:t>
-            </w:r>
-            <w:proofErr w:type="spellEnd"/>
-            <w:r>
-              <w:t xml:space="preserve">, </w:t>
-            </w:r>
-            <w:proofErr w:type="spellStart"/>
-            <w:r>
-              <w:t>Pydantic</w:t>
-            </w:r>
-            <w:proofErr w:type="spellEnd"/>
-            <w:r>
-              <w:t>, JWT</w:t>
+            <w:r>
+              <w:t>FastAPI, Pydantic, JWT</w:t>
             </w:r>
           </w:p>
           <w:p>
@@ -5235,22 +4937,15 @@
             <w:pPr>
               <w:pStyle w:val="aff1"/>
             </w:pPr>
-            <w:proofErr w:type="spellStart"/>
-            <w:r>
-              <w:t>PostgreSQL</w:t>
-            </w:r>
-            <w:proofErr w:type="spellEnd"/>
-            <w:r>
-              <w:t>,</w:t>
+            <w:r>
+              <w:t>PostgreSQL,</w:t>
             </w:r>
             <w:r>
               <w:t xml:space="preserve"> </w:t>
             </w:r>
-            <w:proofErr w:type="spellStart"/>
             <w:r>
               <w:t>SQLAlchemy</w:t>
             </w:r>
-            <w:proofErr w:type="spellEnd"/>
           </w:p>
           <w:p>
             <w:pPr>
@@ -5281,13 +4976,8 @@
             <w:pPr>
               <w:pStyle w:val="aff1"/>
             </w:pPr>
-            <w:proofErr w:type="spellStart"/>
-            <w:r>
-              <w:t>Recommendation</w:t>
-            </w:r>
-            <w:proofErr w:type="spellEnd"/>
-            <w:r>
-              <w:t xml:space="preserve"> Service</w:t>
+            <w:r>
+              <w:t>Recommendation Service</w:t>
             </w:r>
           </w:p>
           <w:p>
@@ -5304,19 +4994,9 @@
             <w:pPr>
               <w:pStyle w:val="aff1"/>
             </w:pPr>
-            <w:proofErr w:type="spellStart"/>
-            <w:r>
-              <w:t>gRPC</w:t>
-            </w:r>
-            <w:proofErr w:type="spellEnd"/>
-            <w:r>
-              <w:t xml:space="preserve">, Protocol </w:t>
-            </w:r>
-            <w:proofErr w:type="spellStart"/>
-            <w:r>
-              <w:t>Buffers</w:t>
-            </w:r>
-            <w:proofErr w:type="spellEnd"/>
+            <w:r>
+              <w:t>gRPC, Protocol Buffers</w:t>
+            </w:r>
           </w:p>
           <w:p>
             <w:pPr>
@@ -5333,7 +5013,13 @@
               <w:pStyle w:val="aff1"/>
             </w:pPr>
             <w:r>
-              <w:t>Отдельный синхронный сервис: по истории регистраций участника и тегам мероприятий формирует список рекомендаций</w:t>
+              <w:t xml:space="preserve">Отдельный </w:t>
+            </w:r>
+            <w:r>
+              <w:t>а</w:t>
+            </w:r>
+            <w:r>
+              <w:t>синхронный сервис: по истории регистраций участника и тегам мероприятий формирует список рекомендаций</w:t>
             </w:r>
           </w:p>
         </w:tc>
@@ -5365,11 +5051,9 @@
             <w:pPr>
               <w:pStyle w:val="aff1"/>
             </w:pPr>
-            <w:proofErr w:type="spellStart"/>
             <w:r>
               <w:t>RabbitMQ</w:t>
             </w:r>
-            <w:proofErr w:type="spellEnd"/>
           </w:p>
           <w:p>
             <w:pPr>
@@ -5400,13 +5084,8 @@
             <w:pPr>
               <w:pStyle w:val="aff1"/>
             </w:pPr>
-            <w:proofErr w:type="spellStart"/>
-            <w:r>
-              <w:t>Notification</w:t>
-            </w:r>
-            <w:proofErr w:type="spellEnd"/>
-            <w:r>
-              <w:t xml:space="preserve"> Service</w:t>
+            <w:r>
+              <w:t>Notification Service</w:t>
             </w:r>
           </w:p>
           <w:p>
@@ -5423,27 +5102,9 @@
             <w:pPr>
               <w:pStyle w:val="aff1"/>
             </w:pPr>
-            <w:proofErr w:type="spellStart"/>
-            <w:r>
-              <w:t>RabbitMQ</w:t>
-            </w:r>
-            <w:proofErr w:type="spellEnd"/>
-            <w:r>
-              <w:t xml:space="preserve"> (</w:t>
-            </w:r>
-            <w:proofErr w:type="spellStart"/>
-            <w:r>
-              <w:t>consumer</w:t>
-            </w:r>
-            <w:proofErr w:type="spellEnd"/>
-            <w:r>
-              <w:t xml:space="preserve">), </w:t>
-            </w:r>
-            <w:proofErr w:type="spellStart"/>
-            <w:r>
-              <w:t>WebSocket</w:t>
-            </w:r>
-            <w:proofErr w:type="spellEnd"/>
+            <w:r>
+              <w:t>RabbitMQ (consumer), WebSocket</w:t>
+            </w:r>
           </w:p>
           <w:p>
             <w:pPr>
@@ -5460,13 +5121,8 @@
               <w:pStyle w:val="aff1"/>
             </w:pPr>
             <w:r>
-              <w:t xml:space="preserve">Получает события из брокера, формирует уведомления, рассылает подключённым клиентам по </w:t>
-            </w:r>
-            <w:proofErr w:type="spellStart"/>
-            <w:r>
-              <w:t>WebSocket</w:t>
-            </w:r>
-            <w:proofErr w:type="spellEnd"/>
+              <w:t>Получает события из брокера, формирует уведомления, рассылает подключённым клиентам по WebSocket</w:t>
+            </w:r>
           </w:p>
         </w:tc>
       </w:tr>
@@ -5497,13 +5153,8 @@
             <w:pPr>
               <w:pStyle w:val="aff1"/>
             </w:pPr>
-            <w:proofErr w:type="spellStart"/>
-            <w:r>
-              <w:t>WebSocket</w:t>
-            </w:r>
-            <w:proofErr w:type="spellEnd"/>
-            <w:r>
-              <w:t>-клиент</w:t>
+            <w:r>
+              <w:t>WebSocket-клиент</w:t>
             </w:r>
           </w:p>
           <w:p>
@@ -5521,15 +5172,7 @@
               <w:pStyle w:val="aff1"/>
             </w:pPr>
             <w:r>
-              <w:t xml:space="preserve">Подключается к </w:t>
-            </w:r>
-            <w:proofErr w:type="spellStart"/>
-            <w:r>
-              <w:t>Notification</w:t>
-            </w:r>
-            <w:proofErr w:type="spellEnd"/>
-            <w:r>
-              <w:t xml:space="preserve"> Service и отображает уведомления в реальном времени</w:t>
+              <w:t>Подключается к Notification Service и отображает уведомления в реальном времени</w:t>
             </w:r>
           </w:p>
         </w:tc>
@@ -5561,27 +5204,9 @@
             <w:pPr>
               <w:pStyle w:val="aff1"/>
             </w:pPr>
-            <w:proofErr w:type="spellStart"/>
-            <w:r>
-              <w:t>Docker</w:t>
-            </w:r>
-            <w:proofErr w:type="spellEnd"/>
-            <w:r>
-              <w:t xml:space="preserve">, </w:t>
-            </w:r>
-            <w:proofErr w:type="spellStart"/>
-            <w:r>
-              <w:t>Docker</w:t>
-            </w:r>
-            <w:proofErr w:type="spellEnd"/>
-            <w:r>
-              <w:t xml:space="preserve"> </w:t>
-            </w:r>
-            <w:proofErr w:type="spellStart"/>
-            <w:r>
-              <w:t>Compose</w:t>
-            </w:r>
-            <w:proofErr w:type="spellEnd"/>
+            <w:r>
+              <w:t>Docker, Docker Compose</w:t>
+            </w:r>
           </w:p>
           <w:p>
             <w:pPr>
@@ -5598,31 +5223,7 @@
               <w:pStyle w:val="aff1"/>
             </w:pPr>
             <w:r>
-              <w:t>Запуск компонентов в отдельных контейнерах, настройка сети и переменных окружения, запуск командой ‘</w:t>
-            </w:r>
-            <w:proofErr w:type="spellStart"/>
-            <w:r>
-              <w:t>docker</w:t>
-            </w:r>
-            <w:proofErr w:type="spellEnd"/>
-            <w:r>
-              <w:t xml:space="preserve"> </w:t>
-            </w:r>
-            <w:proofErr w:type="spellStart"/>
-            <w:r>
-              <w:t>compose</w:t>
-            </w:r>
-            <w:proofErr w:type="spellEnd"/>
-            <w:r>
-              <w:t xml:space="preserve"> </w:t>
-            </w:r>
-            <w:proofErr w:type="spellStart"/>
-            <w:r>
-              <w:t>up</w:t>
-            </w:r>
-            <w:proofErr w:type="spellEnd"/>
-            <w:r>
-              <w:t>’</w:t>
+              <w:t>Запуск компонентов в отдельных контейнерах, настройка сети и переменных окружения, запуск командой ‘docker compose up’</w:t>
             </w:r>
           </w:p>
         </w:tc>
@@ -5665,59 +5266,14 @@
         </w:tabs>
         <w:ind w:left="0" w:firstLine="709"/>
       </w:pPr>
-      <w:proofErr w:type="spellStart"/>
-      <w:r>
-        <w:t>FastAPI</w:t>
-      </w:r>
-      <w:proofErr w:type="spellEnd"/>
-      <w:r>
-        <w:t xml:space="preserve"> + </w:t>
-      </w:r>
-      <w:proofErr w:type="spellStart"/>
-      <w:r>
-        <w:t>Pydantic</w:t>
-      </w:r>
-      <w:proofErr w:type="spellEnd"/>
-      <w:r>
-        <w:t xml:space="preserve"> </w:t>
+      <w:r>
+        <w:t xml:space="preserve">FastAPI + Pydantic </w:t>
       </w:r>
       <w:r>
         <w:t>–</w:t>
       </w:r>
       <w:r>
-        <w:t xml:space="preserve"> асинхронный веб-фреймворк с декларативной валидацией и </w:t>
-      </w:r>
-      <w:proofErr w:type="spellStart"/>
-      <w:r>
-        <w:t>автогенерацией</w:t>
-      </w:r>
-      <w:proofErr w:type="spellEnd"/>
-      <w:r>
-        <w:t xml:space="preserve"> </w:t>
-      </w:r>
-      <w:proofErr w:type="spellStart"/>
-      <w:r>
-        <w:t>OpenAPI</w:t>
-      </w:r>
-      <w:proofErr w:type="spellEnd"/>
-      <w:r>
-        <w:t xml:space="preserve">, встроенный механизм </w:t>
-      </w:r>
-      <w:proofErr w:type="spellStart"/>
-      <w:r>
-        <w:t>Dependency</w:t>
-      </w:r>
-      <w:proofErr w:type="spellEnd"/>
-      <w:r>
-        <w:t xml:space="preserve"> </w:t>
-      </w:r>
-      <w:proofErr w:type="spellStart"/>
-      <w:r>
-        <w:t>Injection</w:t>
-      </w:r>
-      <w:proofErr w:type="spellEnd"/>
-      <w:r>
-        <w:t xml:space="preserve"> удобен для получения сессий БД, сервисов и репозиториев.</w:t>
+        <w:t xml:space="preserve"> асинхронный веб-фреймворк с декларативной валидацией и автогенерацией OpenAPI, встроенный механизм Dependency Injection удобен для получения сессий БД, сервисов и репозиториев.</w:t>
       </w:r>
     </w:p>
     <w:p>
@@ -5732,43 +5288,14 @@
         </w:tabs>
         <w:ind w:left="0" w:firstLine="709"/>
       </w:pPr>
-      <w:proofErr w:type="spellStart"/>
-      <w:r>
-        <w:t>PostgreSQL</w:t>
-      </w:r>
-      <w:proofErr w:type="spellEnd"/>
-      <w:r>
-        <w:t xml:space="preserve"> + </w:t>
-      </w:r>
-      <w:proofErr w:type="spellStart"/>
-      <w:r>
-        <w:t>SQLAlchemy</w:t>
-      </w:r>
-      <w:proofErr w:type="spellEnd"/>
-      <w:r>
-        <w:t xml:space="preserve"> </w:t>
+      <w:r>
+        <w:t xml:space="preserve">PostgreSQL + SQLAlchemy </w:t>
       </w:r>
       <w:r>
         <w:t>–</w:t>
       </w:r>
       <w:r>
-        <w:t xml:space="preserve"> реляционная СУБД с поддержкой ограничений целостности, необходимых предметной области (UNIQUE, CHECK, FK), </w:t>
-      </w:r>
-      <w:proofErr w:type="spellStart"/>
-      <w:r>
-        <w:t>SQLAlchemy</w:t>
-      </w:r>
-      <w:proofErr w:type="spellEnd"/>
-      <w:r>
-        <w:t xml:space="preserve"> даёт ORM и совместим с </w:t>
-      </w:r>
-      <w:proofErr w:type="spellStart"/>
-      <w:r>
-        <w:t>Alembic</w:t>
-      </w:r>
-      <w:proofErr w:type="spellEnd"/>
-      <w:r>
-        <w:t xml:space="preserve"> для миграций.</w:t>
+        <w:t xml:space="preserve"> реляционная СУБД с поддержкой ограничений целостности, необходимых предметной области (UNIQUE, CHECK, FK), SQLAlchemy даёт ORM и совместим с Alembic для миграций.</w:t>
       </w:r>
     </w:p>
     <w:p>
@@ -5783,40 +5310,20 @@
         </w:tabs>
         <w:ind w:left="0" w:firstLine="709"/>
       </w:pPr>
-      <w:proofErr w:type="spellStart"/>
-      <w:r>
-        <w:t>gRPC</w:t>
-      </w:r>
-      <w:proofErr w:type="spellEnd"/>
-      <w:r>
-        <w:t xml:space="preserve"> + Protocol </w:t>
-      </w:r>
-      <w:proofErr w:type="spellStart"/>
-      <w:r>
-        <w:t>Buffers</w:t>
-      </w:r>
-      <w:proofErr w:type="spellEnd"/>
-      <w:r>
-        <w:t xml:space="preserve"> </w:t>
+      <w:r>
+        <w:t xml:space="preserve">gRPC + Protocol Buffers </w:t>
       </w:r>
       <w:r>
         <w:t>–</w:t>
       </w:r>
       <w:r>
-        <w:t xml:space="preserve"> контрактное описание интерфейса рекомендаций </w:t>
-      </w:r>
-      <w:proofErr w:type="gramStart"/>
-      <w:r>
-        <w:t>через .</w:t>
-      </w:r>
-      <w:proofErr w:type="spellStart"/>
-      <w:r>
-        <w:t>proto</w:t>
-      </w:r>
-      <w:proofErr w:type="spellEnd"/>
-      <w:proofErr w:type="gramEnd"/>
-      <w:r>
-        <w:t>, строгая типизация и эффективная бинарная сериализация для синхронного вызова между сервисами.</w:t>
+        <w:t xml:space="preserve"> контрактное описание интерфейса рекомендаций через .proto, строгая типизация и эффективная бинарная сериализация для </w:t>
+      </w:r>
+      <w:r>
+        <w:t>а</w:t>
+      </w:r>
+      <w:r>
+        <w:t>синхронного вызова между сервисами.</w:t>
       </w:r>
     </w:p>
     <w:p>
@@ -5831,13 +5338,8 @@
         </w:tabs>
         <w:ind w:left="0" w:firstLine="709"/>
       </w:pPr>
-      <w:proofErr w:type="spellStart"/>
-      <w:r>
-        <w:t>RabbitMQ</w:t>
-      </w:r>
-      <w:proofErr w:type="spellEnd"/>
-      <w:r>
-        <w:t xml:space="preserve"> </w:t>
+      <w:r>
+        <w:t xml:space="preserve">RabbitMQ </w:t>
       </w:r>
       <w:r>
         <w:t>–</w:t>
@@ -5858,13 +5360,8 @@
         </w:tabs>
         <w:ind w:left="0" w:firstLine="709"/>
       </w:pPr>
-      <w:proofErr w:type="spellStart"/>
-      <w:r>
-        <w:t>WebSocket</w:t>
-      </w:r>
-      <w:proofErr w:type="spellEnd"/>
-      <w:r>
-        <w:t xml:space="preserve"> </w:t>
+      <w:r>
+        <w:t xml:space="preserve">WebSocket </w:t>
       </w:r>
       <w:r>
         <w:t>–</w:t>
@@ -5892,15 +5389,7 @@
         <w:t>–</w:t>
       </w:r>
       <w:r>
-        <w:t xml:space="preserve"> </w:t>
-      </w:r>
-      <w:proofErr w:type="spellStart"/>
-      <w:r>
-        <w:t>self-contained</w:t>
-      </w:r>
-      <w:proofErr w:type="spellEnd"/>
-      <w:r>
-        <w:t xml:space="preserve"> токены: роль и идентификатор пользователя переносятся в токене, что упрощает авторизацию без обращения к БД на каждом запросе.</w:t>
+        <w:t xml:space="preserve"> self-contained токены: роль и идентификатор пользователя переносятся в токене, что упрощает авторизацию без обращения к БД на каждом запросе.</w:t>
       </w:r>
     </w:p>
     <w:p>
@@ -5915,21 +5404,8 @@
         </w:tabs>
         <w:ind w:left="0" w:firstLine="709"/>
       </w:pPr>
-      <w:proofErr w:type="spellStart"/>
-      <w:r>
-        <w:t>Docker</w:t>
-      </w:r>
-      <w:proofErr w:type="spellEnd"/>
-      <w:r>
-        <w:t xml:space="preserve"> </w:t>
-      </w:r>
-      <w:proofErr w:type="spellStart"/>
-      <w:r>
-        <w:t>Compose</w:t>
-      </w:r>
-      <w:proofErr w:type="spellEnd"/>
-      <w:r>
-        <w:t xml:space="preserve"> </w:t>
+      <w:r>
+        <w:t xml:space="preserve">Docker Compose </w:t>
       </w:r>
       <w:r>
         <w:t>–</w:t>
@@ -5953,7 +5429,13 @@
         <w:pStyle w:val="-1"/>
       </w:pPr>
       <w:r>
-        <w:t>Таблица 5 – Способы взаимодействия компонентов</w:t>
+        <w:t xml:space="preserve">Таблица </w:t>
+      </w:r>
+      <w:r>
+        <w:t>6</w:t>
+      </w:r>
+      <w:r>
+        <w:t xml:space="preserve"> – Способы взаимодействия компонентов</w:t>
       </w:r>
     </w:p>
     <w:tbl>
@@ -6145,11 +5627,9 @@
             <w:pPr>
               <w:pStyle w:val="aff1"/>
             </w:pPr>
-            <w:proofErr w:type="spellStart"/>
             <w:r>
               <w:t>PostgreSQL</w:t>
             </w:r>
-            <w:proofErr w:type="spellEnd"/>
           </w:p>
         </w:tc>
         <w:tc>
@@ -6161,13 +5641,8 @@
               <w:pStyle w:val="aff1"/>
             </w:pPr>
             <w:r>
-              <w:t xml:space="preserve">TCP (драйвер), SQL через </w:t>
-            </w:r>
-            <w:proofErr w:type="spellStart"/>
-            <w:r>
-              <w:t>SQLAlchemy</w:t>
-            </w:r>
-            <w:proofErr w:type="spellEnd"/>
+              <w:t>TCP (драйвер), SQL через SQLAlchemy</w:t>
+            </w:r>
           </w:p>
         </w:tc>
         <w:tc>
@@ -6206,13 +5681,8 @@
             <w:pPr>
               <w:pStyle w:val="aff1"/>
             </w:pPr>
-            <w:proofErr w:type="spellStart"/>
-            <w:r>
-              <w:t>Recommendation</w:t>
-            </w:r>
-            <w:proofErr w:type="spellEnd"/>
-            <w:r>
-              <w:t xml:space="preserve"> Service</w:t>
+            <w:r>
+              <w:t>Recommendation Service</w:t>
             </w:r>
           </w:p>
         </w:tc>
@@ -6224,19 +5694,9 @@
             <w:pPr>
               <w:pStyle w:val="aff1"/>
             </w:pPr>
-            <w:proofErr w:type="spellStart"/>
-            <w:r>
-              <w:t>gRPC</w:t>
-            </w:r>
-            <w:proofErr w:type="spellEnd"/>
-            <w:r>
-              <w:t xml:space="preserve"> (HTTP/2), Protocol </w:t>
-            </w:r>
-            <w:proofErr w:type="spellStart"/>
-            <w:r>
-              <w:t>Buffers</w:t>
-            </w:r>
-            <w:proofErr w:type="spellEnd"/>
+            <w:r>
+              <w:t>gRPC (HTTP/2), Protocol Buffers</w:t>
+            </w:r>
           </w:p>
         </w:tc>
         <w:tc>
@@ -6309,11 +5769,9 @@
             <w:pPr>
               <w:pStyle w:val="aff1"/>
             </w:pPr>
-            <w:proofErr w:type="spellStart"/>
             <w:r>
               <w:t>RabbitMQ</w:t>
             </w:r>
-            <w:proofErr w:type="spellEnd"/>
           </w:p>
         </w:tc>
         <w:tc>
@@ -6355,11 +5813,9 @@
             <w:pPr>
               <w:pStyle w:val="aff1"/>
             </w:pPr>
-            <w:proofErr w:type="spellStart"/>
             <w:r>
               <w:t>RabbitMQ</w:t>
             </w:r>
-            <w:proofErr w:type="spellEnd"/>
           </w:p>
         </w:tc>
         <w:tc>
@@ -6370,13 +5826,8 @@
             <w:pPr>
               <w:pStyle w:val="aff1"/>
             </w:pPr>
-            <w:proofErr w:type="spellStart"/>
-            <w:r>
-              <w:t>Notification</w:t>
-            </w:r>
-            <w:proofErr w:type="spellEnd"/>
-            <w:r>
-              <w:t xml:space="preserve"> Service</w:t>
+            <w:r>
+              <w:t>Notification Service</w:t>
             </w:r>
           </w:p>
         </w:tc>
@@ -6424,13 +5875,8 @@
             <w:pPr>
               <w:pStyle w:val="aff1"/>
             </w:pPr>
-            <w:proofErr w:type="spellStart"/>
-            <w:r>
-              <w:t>Notification</w:t>
-            </w:r>
-            <w:proofErr w:type="spellEnd"/>
-            <w:r>
-              <w:t xml:space="preserve"> Service</w:t>
+            <w:r>
+              <w:t>Notification Service</w:t>
             </w:r>
           </w:p>
         </w:tc>
@@ -6455,13 +5901,8 @@
             <w:pPr>
               <w:pStyle w:val="aff1"/>
             </w:pPr>
-            <w:proofErr w:type="spellStart"/>
-            <w:r>
-              <w:t>WebSocket</w:t>
-            </w:r>
-            <w:proofErr w:type="spellEnd"/>
-            <w:r>
-              <w:t>, JSON</w:t>
+            <w:r>
+              <w:t>WebSocket, JSON</w:t>
             </w:r>
           </w:p>
           <w:p>
@@ -6482,13 +5923,8 @@
               <w:t>А</w:t>
             </w:r>
             <w:r>
-              <w:t xml:space="preserve">синхронный, </w:t>
-            </w:r>
-            <w:proofErr w:type="spellStart"/>
-            <w:r>
-              <w:t>push</w:t>
-            </w:r>
-            <w:proofErr w:type="spellEnd"/>
+              <w:t>синхронный, push</w:t>
+            </w:r>
           </w:p>
         </w:tc>
       </w:tr>
@@ -7098,14 +6534,12 @@
       <w:r>
         <w:t xml:space="preserve">, </w:t>
       </w:r>
-      <w:proofErr w:type="spellStart"/>
       <w:r>
         <w:rPr>
           <w:lang w:val="en-US"/>
         </w:rPr>
         <w:t>gRPC</w:t>
       </w:r>
-      <w:proofErr w:type="spellEnd"/>
       <w:r>
         <w:t xml:space="preserve">, </w:t>
       </w:r>

--- a/docs/lab-00/report.docx
+++ b/docs/lab-00/report.docx
@@ -2782,15 +2782,45 @@
           <w:p>
             <w:pPr>
               <w:pStyle w:val="aff1"/>
+            </w:pPr>
+            <w:r>
+              <w:t>Запись в таблице</w:t>
+            </w:r>
+            <w:r>
+              <w:t xml:space="preserve"> role</w:t>
+            </w:r>
+            <w:r>
               <w:rPr>
                 <w:lang w:val="en-US"/>
               </w:rPr>
-            </w:pPr>
-            <w:r>
-              <w:t>П</w:t>
-            </w:r>
-            <w:r>
-              <w:t>оле users.role = 'participant', проверка в API по JWT</w:t>
+              <w:t>s</w:t>
+            </w:r>
+            <w:r>
+              <w:t xml:space="preserve"> </w:t>
+            </w:r>
+            <w:r>
+              <w:t>с полем</w:t>
+            </w:r>
+            <w:r>
+              <w:t xml:space="preserve"> </w:t>
+            </w:r>
+            <w:r>
+              <w:rPr>
+                <w:lang w:val="en-US"/>
+              </w:rPr>
+              <w:t>roles</w:t>
+            </w:r>
+            <w:r>
+              <w:t>.</w:t>
+            </w:r>
+            <w:r>
+              <w:rPr>
+                <w:lang w:val="en-US"/>
+              </w:rPr>
+              <w:t>name</w:t>
+            </w:r>
+            <w:r>
+              <w:t xml:space="preserve"> = 'participant', проверка в API по JWT</w:t>
             </w:r>
           </w:p>
         </w:tc>
@@ -2843,10 +2873,40 @@
               <w:pStyle w:val="aff1"/>
             </w:pPr>
             <w:r>
-              <w:t>П</w:t>
-            </w:r>
-            <w:r>
-              <w:t>оле users.role = 'organizer', проверка в API по JWT</w:t>
+              <w:t xml:space="preserve">Запись в таблице </w:t>
+            </w:r>
+            <w:r>
+              <w:rPr>
+                <w:lang w:val="en-US"/>
+              </w:rPr>
+              <w:t>roles</w:t>
+            </w:r>
+            <w:r>
+              <w:t xml:space="preserve"> </w:t>
+            </w:r>
+            <w:r>
+              <w:t>с полем</w:t>
+            </w:r>
+            <w:r>
+              <w:t xml:space="preserve"> </w:t>
+            </w:r>
+            <w:r>
+              <w:rPr>
+                <w:lang w:val="en-US"/>
+              </w:rPr>
+              <w:t>roles</w:t>
+            </w:r>
+            <w:r>
+              <w:t>.</w:t>
+            </w:r>
+            <w:r>
+              <w:rPr>
+                <w:lang w:val="en-US"/>
+              </w:rPr>
+              <w:t>name</w:t>
+            </w:r>
+            <w:r>
+              <w:t xml:space="preserve"> = 'organizer', проверка в API по JWT</w:t>
             </w:r>
           </w:p>
           <w:p>
@@ -3128,7 +3188,6 @@
         <w:pStyle w:val="-1"/>
       </w:pPr>
       <w:r>
-        <w:lastRenderedPageBreak/>
         <w:t>Продолжение таблицы 3</w:t>
       </w:r>
     </w:p>
@@ -3896,7 +3955,25 @@
         <w:t>Основные сущности</w:t>
       </w:r>
       <w:r>
-        <w:t xml:space="preserve">: Пользователь (users), Мероприятие (events), Тег (tags), Регистрация (registrations). </w:t>
+        <w:t>: Пользователь (users), Мероприятие (events), Тег (tags), Регистрация (registrations)</w:t>
+      </w:r>
+      <w:r>
+        <w:t xml:space="preserve">, </w:t>
+      </w:r>
+      <w:r>
+        <w:t>Роль (</w:t>
+      </w:r>
+      <w:r>
+        <w:rPr>
+          <w:lang w:val="en-US"/>
+        </w:rPr>
+        <w:t>roles</w:t>
+      </w:r>
+      <w:r>
+        <w:t>)</w:t>
+      </w:r>
+      <w:r>
+        <w:t>.</w:t>
       </w:r>
     </w:p>
     <w:p>
@@ -4247,8 +4324,79 @@
           </w:p>
         </w:tc>
       </w:tr>
+      <w:tr>
+        <w:tc>
+          <w:tcPr>
+            <w:tcW w:w="3256" w:type="dxa"/>
+          </w:tcPr>
+          <w:p>
+            <w:pPr>
+              <w:pStyle w:val="aff1"/>
+            </w:pPr>
+            <w:r>
+              <w:t>Пользователь – Роль</w:t>
+            </w:r>
+          </w:p>
+        </w:tc>
+        <w:tc>
+          <w:tcPr>
+            <w:tcW w:w="992" w:type="dxa"/>
+          </w:tcPr>
+          <w:p>
+            <w:pPr>
+              <w:pStyle w:val="aff1"/>
+              <w:rPr>
+                <w:lang w:val="en-US"/>
+              </w:rPr>
+            </w:pPr>
+            <w:r>
+              <w:rPr>
+                <w:lang w:val="en-US"/>
+              </w:rPr>
+              <w:t>N : 1</w:t>
+            </w:r>
+          </w:p>
+        </w:tc>
+        <w:tc>
+          <w:tcPr>
+            <w:tcW w:w="5096" w:type="dxa"/>
+          </w:tcPr>
+          <w:p>
+            <w:pPr>
+              <w:pStyle w:val="aff1"/>
+              <w:rPr>
+                <w:lang w:val="en-US"/>
+              </w:rPr>
+            </w:pPr>
+            <w:r>
+              <w:rPr>
+                <w:lang w:val="en-US"/>
+              </w:rPr>
+              <w:t xml:space="preserve">users.role_id </w:t>
+            </w:r>
+            <w:r>
+              <w:rPr>
+                <w:lang w:val="en-US"/>
+              </w:rPr>
+              <w:t>→</w:t>
+            </w:r>
+            <w:r>
+              <w:rPr>
+                <w:lang w:val="en-US"/>
+              </w:rPr>
+              <w:t xml:space="preserve"> roles.id</w:t>
+            </w:r>
+          </w:p>
+        </w:tc>
+      </w:tr>
     </w:tbl>
-    <w:p/>
+    <w:p>
+      <w:pPr>
+        <w:rPr>
+          <w:lang w:val="en-US"/>
+        </w:rPr>
+      </w:pPr>
+    </w:p>
     <w:p>
       <w:pPr>
         <w:pStyle w:val="2"/>
@@ -4263,16 +4411,21 @@
     <w:p>
       <w:pPr>
         <w:pStyle w:val="-"/>
+        <w:rPr>
+          <w:sz w:val="24"/>
+          <w:szCs w:val="24"/>
+          <w:lang w:val="en-US"/>
+        </w:rPr>
       </w:pPr>
       <w:r>
         <w:rPr>
           <w:noProof/>
         </w:rPr>
         <w:drawing>
-          <wp:inline distT="0" distB="0" distL="0" distR="0" wp14:anchorId="614CFFAE" wp14:editId="4B13AD9C">
-            <wp:extent cx="4279665" cy="6271260"/>
-            <wp:effectExtent l="0" t="0" r="6985" b="0"/>
-            <wp:docPr id="75948280" name="Рисунок 6"/>
+          <wp:inline distT="0" distB="0" distL="0" distR="0" wp14:anchorId="5F1720F1" wp14:editId="2D36600E">
+            <wp:extent cx="3364101" cy="7856220"/>
+            <wp:effectExtent l="0" t="0" r="8255" b="0"/>
+            <wp:docPr id="1198949656" name="Рисунок 1"/>
             <wp:cNvGraphicFramePr>
               <a:graphicFrameLocks xmlns:a="http://schemas.openxmlformats.org/drawingml/2006/main" noChangeAspect="1"/>
             </wp:cNvGraphicFramePr>
@@ -4280,7 +4433,7 @@
               <a:graphicData uri="http://schemas.openxmlformats.org/drawingml/2006/picture">
                 <pic:pic xmlns:pic="http://schemas.openxmlformats.org/drawingml/2006/picture">
                   <pic:nvPicPr>
-                    <pic:cNvPr id="0" name="Picture 69"/>
+                    <pic:cNvPr id="0" name="Picture 1"/>
                     <pic:cNvPicPr>
                       <a:picLocks noChangeAspect="1" noChangeArrowheads="1"/>
                     </pic:cNvPicPr>
@@ -4301,7 +4454,7 @@
                   <pic:spPr bwMode="auto">
                     <a:xfrm>
                       <a:off x="0" y="0"/>
-                      <a:ext cx="4283867" cy="6277418"/>
+                      <a:ext cx="3366990" cy="7862968"/>
                     </a:xfrm>
                     <a:prstGeom prst="rect">
                       <a:avLst/>
@@ -4332,6 +4485,7 @@
       </w:pPr>
       <w:bookmarkStart w:id="27" w:name="_Toc239698684"/>
       <w:r>
+        <w:lastRenderedPageBreak/>
         <w:t>Физическая схема</w:t>
       </w:r>
       <w:bookmarkEnd w:id="27"/>
@@ -4379,15 +4533,11 @@
         <w:pStyle w:val="-"/>
       </w:pPr>
       <w:r>
-        <w:rPr>
-          <w:noProof/>
-        </w:rPr>
-        <w:lastRenderedPageBreak/>
         <w:drawing>
-          <wp:inline distT="0" distB="0" distL="0" distR="0" wp14:anchorId="0AA39231" wp14:editId="18B922F5">
-            <wp:extent cx="6256020" cy="4971911"/>
-            <wp:effectExtent l="0" t="0" r="0" b="635"/>
-            <wp:docPr id="1022000521" name="Рисунок 8"/>
+          <wp:inline distT="0" distB="0" distL="0" distR="0" wp14:anchorId="7F869D03" wp14:editId="16AAB033">
+            <wp:extent cx="5939790" cy="5923915"/>
+            <wp:effectExtent l="0" t="0" r="3810" b="635"/>
+            <wp:docPr id="1799849386" name="Рисунок 3"/>
             <wp:cNvGraphicFramePr>
               <a:graphicFrameLocks xmlns:a="http://schemas.openxmlformats.org/drawingml/2006/main" noChangeAspect="1"/>
             </wp:cNvGraphicFramePr>
@@ -4395,7 +4545,7 @@
               <a:graphicData uri="http://schemas.openxmlformats.org/drawingml/2006/picture">
                 <pic:pic xmlns:pic="http://schemas.openxmlformats.org/drawingml/2006/picture">
                   <pic:nvPicPr>
-                    <pic:cNvPr id="0" name="Picture 76"/>
+                    <pic:cNvPr id="0" name="Picture 8"/>
                     <pic:cNvPicPr>
                       <a:picLocks noChangeAspect="1" noChangeArrowheads="1"/>
                     </pic:cNvPicPr>
@@ -4416,7 +4566,7 @@
                   <pic:spPr bwMode="auto">
                     <a:xfrm>
                       <a:off x="0" y="0"/>
-                      <a:ext cx="6268817" cy="4982081"/>
+                      <a:ext cx="5939790" cy="5923915"/>
                     </a:xfrm>
                     <a:prstGeom prst="rect">
                       <a:avLst/>
@@ -4534,6 +4684,7 @@
         <w:ind w:left="0" w:firstLine="709"/>
       </w:pPr>
       <w:r>
+        <w:lastRenderedPageBreak/>
         <w:t>‘</w:t>
       </w:r>
       <w:r>
@@ -4677,7 +4828,6 @@
         <w:ind w:left="0" w:firstLine="709"/>
       </w:pPr>
       <w:r>
-        <w:lastRenderedPageBreak/>
         <w:t>‘event_tags’ – составной первичный ключ (event_id, tag_id); каскадное удаление связей при удалении мероприятия или тега.</w:t>
       </w:r>
     </w:p>
@@ -6063,19 +6213,13 @@
     <w:p>
       <w:pPr>
         <w:pStyle w:val="-"/>
-        <w:rPr>
-          <w:lang w:val="en-US"/>
-        </w:rPr>
-      </w:pPr>
-      <w:r>
-        <w:rPr>
-          <w:noProof/>
-        </w:rPr>
+      </w:pPr>
+      <w:r>
         <w:drawing>
-          <wp:inline distT="0" distB="0" distL="0" distR="0" wp14:anchorId="0798BCC6" wp14:editId="2A72EE28">
-            <wp:extent cx="2648650" cy="5021580"/>
-            <wp:effectExtent l="0" t="0" r="0" b="7620"/>
-            <wp:docPr id="1920658383" name="Рисунок 13"/>
+          <wp:inline distT="0" distB="0" distL="0" distR="0" wp14:anchorId="734EE59E" wp14:editId="482B8D34">
+            <wp:extent cx="4066801" cy="6957060"/>
+            <wp:effectExtent l="0" t="0" r="0" b="0"/>
+            <wp:docPr id="1371785643" name="Рисунок 6"/>
             <wp:cNvGraphicFramePr>
               <a:graphicFrameLocks xmlns:a="http://schemas.openxmlformats.org/drawingml/2006/main" noChangeAspect="1"/>
             </wp:cNvGraphicFramePr>
@@ -6083,7 +6227,7 @@
               <a:graphicData uri="http://schemas.openxmlformats.org/drawingml/2006/picture">
                 <pic:pic xmlns:pic="http://schemas.openxmlformats.org/drawingml/2006/picture">
                   <pic:nvPicPr>
-                    <pic:cNvPr id="0" name="Picture 95"/>
+                    <pic:cNvPr id="0" name="Picture 20"/>
                     <pic:cNvPicPr>
                       <a:picLocks noChangeAspect="1" noChangeArrowheads="1"/>
                     </pic:cNvPicPr>
@@ -6104,7 +6248,7 @@
                   <pic:spPr bwMode="auto">
                     <a:xfrm>
                       <a:off x="0" y="0"/>
-                      <a:ext cx="2649987" cy="5024114"/>
+                      <a:ext cx="4068061" cy="6959215"/>
                     </a:xfrm>
                     <a:prstGeom prst="rect">
                       <a:avLst/>
@@ -6242,13 +6386,34 @@
         <w:pStyle w:val="1-"/>
       </w:pPr>
       <w:r>
-        <w:t>Спроектирована база данных: выделены четыре сущности (пользователь, мероприятие, тег,</w:t>
+        <w:t xml:space="preserve">Спроектирована база данных: выделены </w:t>
+      </w:r>
+      <w:r>
+        <w:t xml:space="preserve">пять </w:t>
+      </w:r>
+      <w:r>
+        <w:t>сущност</w:t>
+      </w:r>
+      <w:r>
+        <w:t>ей</w:t>
+      </w:r>
+      <w:r>
+        <w:t xml:space="preserve"> (пользователь, мероприятие, тег,</w:t>
       </w:r>
       <w:r>
         <w:t xml:space="preserve"> </w:t>
       </w:r>
       <w:r>
-        <w:t xml:space="preserve">регистрация), определены связи, включая две связи “многие-ко-многим” (мероприятие </w:t>
+        <w:t>регистрация</w:t>
+      </w:r>
+      <w:r>
+        <w:t xml:space="preserve">, </w:t>
+      </w:r>
+      <w:r>
+        <w:t>роль</w:t>
+      </w:r>
+      <w:r>
+        <w:t xml:space="preserve">), определены связи, включая две связи “многие-ко-многим” (мероприятие </w:t>
       </w:r>
       <w:r>
         <w:t>–</w:t>
@@ -10200,7 +10365,7 @@
     <w:lsdException w:name="E-mail Signature" w:semiHidden="1" w:unhideWhenUsed="1"/>
     <w:lsdException w:name="HTML Top of Form" w:semiHidden="1" w:unhideWhenUsed="1"/>
     <w:lsdException w:name="HTML Bottom of Form" w:semiHidden="1" w:unhideWhenUsed="1"/>
-    <w:lsdException w:name="Normal (Web)" w:semiHidden="1" w:unhideWhenUsed="1"/>
+    <w:lsdException w:name="Normal (Web)" w:semiHidden="1" w:uiPriority="99" w:unhideWhenUsed="1"/>
     <w:lsdException w:name="HTML Acronym" w:semiHidden="1" w:unhideWhenUsed="1"/>
     <w:lsdException w:name="HTML Address" w:semiHidden="1" w:unhideWhenUsed="1"/>
     <w:lsdException w:name="HTML Cite" w:semiHidden="1" w:unhideWhenUsed="1"/>
@@ -10715,7 +10880,6 @@
   <w:style w:type="character" w:default="1" w:styleId="a2">
     <w:name w:val="Default Paragraph Font"/>
     <w:uiPriority w:val="1"/>
-    <w:semiHidden/>
     <w:unhideWhenUsed/>
   </w:style>
   <w:style w:type="table" w:default="1" w:styleId="a3">
@@ -11598,6 +11762,17 @@
       <w:caps/>
     </w:rPr>
   </w:style>
+  <w:style w:type="paragraph" w:styleId="aff5">
+    <w:name w:val="Normal (Web)"/>
+    <w:basedOn w:val="a1"/>
+    <w:uiPriority w:val="99"/>
+    <w:semiHidden/>
+    <w:unhideWhenUsed/>
+    <w:rsid w:val="00695B3F"/>
+    <w:pPr>
+      <w:spacing w:before="100" w:beforeAutospacing="1" w:after="100" w:afterAutospacing="1"/>
+    </w:pPr>
+  </w:style>
 </w:styles>
 </file>
 
